--- a/03_Safety_AI_and_Practical_Controls/TAS2O_Safety_Package_AI_Enhanced.docx
+++ b/03_Safety_AI_and_Practical_Controls/TAS2O_Safety_Package_AI_Enhanced.docx
@@ -47,7 +47,7 @@
         <w:spacing w:after="80" w:line="252" w:lineRule="auto"/>
       </w:pPr>
       <w:r>
-        <w:t>School: [Insert School Name]</w:t>
+        <w:t>School: Webtree Academy</w:t>
       </w:r>
     </w:p>
     <w:p>
@@ -55,7 +55,7 @@
         <w:spacing w:after="80" w:line="252" w:lineRule="auto"/>
       </w:pPr>
       <w:r>
-        <w:t>BSID: [Insert BSID]</w:t>
+        <w:t>BSID: 883796</w:t>
       </w:r>
     </w:p>
     <w:p>
@@ -71,7 +71,7 @@
         <w:spacing w:after="80" w:line="252" w:lineRule="auto"/>
       </w:pPr>
       <w:r>
-        <w:t>Course Developer / Teacher: [Insert Name]</w:t>
+        <w:t>Course Developer / Teacher: Carlos Chen</w:t>
       </w:r>
     </w:p>
     <w:p>
@@ -79,7 +79,7 @@
         <w:spacing w:after="80" w:line="252" w:lineRule="auto"/>
       </w:pPr>
       <w:r>
-        <w:t>Principal / Administrator: [Insert Name]</w:t>
+        <w:t>Principal / Administrator: Henry Michels</w:t>
       </w:r>
     </w:p>
     <w:p>
@@ -87,7 +87,7 @@
         <w:spacing w:after="80" w:line="252" w:lineRule="auto"/>
       </w:pPr>
       <w:r>
-        <w:t>Date Prepared: [Insert Date]</w:t>
+        <w:t>Date Prepared: 2026-05-12</w:t>
       </w:r>
     </w:p>
     <w:p>
@@ -95,7 +95,7 @@
         <w:spacing w:after="80" w:line="252" w:lineRule="auto"/>
       </w:pPr>
       <w:r>
-        <w:t>Date Revised: [Insert Date]</w:t>
+        <w:t>Date Revised: 2026-05-12</w:t>
       </w:r>
     </w:p>
     <w:p>
@@ -5581,7 +5581,7 @@
       <w:rPr>
         <w:sz w:val="16"/>
       </w:rPr>
-      <w:t xml:space="preserve">[Insert School Name] | Internal Safety and Inspection Evidence Package | Page </w:t>
+      <w:t xml:space="preserve">Webtree Academy | Internal Safety and Inspection Evidence Package | Page </w:t>
     </w:r>
   </w:p>
 </w:ftr>

--- a/03_Safety_AI_and_Practical_Controls/TAS2O_Safety_Package_AI_Enhanced.docx
+++ b/03_Safety_AI_and_Practical_Controls/TAS2O_Safety_Package_AI_Enhanced.docx
@@ -349,12 +349,7 @@
             <w:vAlign w:val="center"/>
           </w:tcPr>
           <w:p>
-            <w:r/>
             <w:r>
-              <w:rPr>
-                <w:b/>
-                <w:sz w:val="18"/>
-              </w:rPr>
               <w:t>Activity / Risk</w:t>
             </w:r>
           </w:p>
@@ -366,12 +361,7 @@
             <w:vAlign w:val="center"/>
           </w:tcPr>
           <w:p>
-            <w:r/>
             <w:r>
-              <w:rPr>
-                <w:b/>
-                <w:sz w:val="18"/>
-              </w:rPr>
               <w:t>Required PPE</w:t>
             </w:r>
           </w:p>
@@ -383,12 +373,7 @@
             <w:vAlign w:val="center"/>
           </w:tcPr>
           <w:p>
-            <w:r/>
             <w:r>
-              <w:rPr>
-                <w:b/>
-                <w:sz w:val="18"/>
-              </w:rPr>
               <w:t>Notes</w:t>
             </w:r>
           </w:p>
@@ -401,12 +386,7 @@
             <w:vAlign w:val="top"/>
           </w:tcPr>
           <w:p>
-            <w:r/>
             <w:r>
-              <w:rPr>
-                <w:b w:val="0"/>
-                <w:sz w:val="18"/>
-              </w:rPr>
               <w:t>Cutting cardboard, foam board, light materials</w:t>
             </w:r>
           </w:p>
@@ -417,12 +397,7 @@
             <w:vAlign w:val="top"/>
           </w:tcPr>
           <w:p>
-            <w:r/>
             <w:r>
-              <w:rPr>
-                <w:b w:val="0"/>
-                <w:sz w:val="18"/>
-              </w:rPr>
               <w:t>Safety glasses; cutting mat when applicable</w:t>
             </w:r>
           </w:p>
@@ -433,12 +408,7 @@
             <w:vAlign w:val="top"/>
           </w:tcPr>
           <w:p>
-            <w:r/>
             <w:r>
-              <w:rPr>
-                <w:b w:val="0"/>
-                <w:sz w:val="18"/>
-              </w:rPr>
               <w:t>Utility knives may be teacher-controlled depending on student readiness.</w:t>
             </w:r>
           </w:p>
@@ -451,12 +421,7 @@
             <w:vAlign w:val="top"/>
           </w:tcPr>
           <w:p>
-            <w:r/>
             <w:r>
-              <w:rPr>
-                <w:b w:val="0"/>
-                <w:sz w:val="18"/>
-              </w:rPr>
               <w:t>Hot glue or heat-based assembly</w:t>
             </w:r>
           </w:p>
@@ -467,12 +432,7 @@
             <w:vAlign w:val="top"/>
           </w:tcPr>
           <w:p>
-            <w:r/>
             <w:r>
-              <w:rPr>
-                <w:b w:val="0"/>
-                <w:sz w:val="18"/>
-              </w:rPr>
               <w:t>Safety glasses; heat-resistant precautions as instructed</w:t>
             </w:r>
           </w:p>
@@ -483,12 +443,7 @@
             <w:vAlign w:val="top"/>
           </w:tcPr>
           <w:p>
-            <w:r/>
             <w:r>
-              <w:rPr>
-                <w:b w:val="0"/>
-                <w:sz w:val="18"/>
-              </w:rPr>
               <w:t>Burn risk must be explained before use.</w:t>
             </w:r>
           </w:p>
@@ -501,12 +456,7 @@
             <w:vAlign w:val="top"/>
           </w:tcPr>
           <w:p>
-            <w:r/>
             <w:r>
-              <w:rPr>
-                <w:b w:val="0"/>
-                <w:sz w:val="18"/>
-              </w:rPr>
               <w:t>Drilling or powered rotary tools, if permitted</w:t>
             </w:r>
           </w:p>
@@ -517,12 +467,7 @@
             <w:vAlign w:val="top"/>
           </w:tcPr>
           <w:p>
-            <w:r/>
             <w:r>
-              <w:rPr>
-                <w:b w:val="0"/>
-                <w:sz w:val="18"/>
-              </w:rPr>
               <w:t>Safety glasses; hair tied; no loose clothing</w:t>
             </w:r>
           </w:p>
@@ -533,12 +478,7 @@
             <w:vAlign w:val="top"/>
           </w:tcPr>
           <w:p>
-            <w:r/>
             <w:r>
-              <w:rPr>
-                <w:b w:val="0"/>
-                <w:sz w:val="18"/>
-              </w:rPr>
               <w:t>Teacher supervision required.</w:t>
             </w:r>
           </w:p>
@@ -551,12 +491,7 @@
             <w:vAlign w:val="top"/>
           </w:tcPr>
           <w:p>
-            <w:r/>
             <w:r>
-              <w:rPr>
-                <w:b w:val="0"/>
-                <w:sz w:val="18"/>
-              </w:rPr>
               <w:t>Soldering, if permitted</w:t>
             </w:r>
           </w:p>
@@ -567,12 +502,7 @@
             <w:vAlign w:val="top"/>
           </w:tcPr>
           <w:p>
-            <w:r/>
             <w:r>
-              <w:rPr>
-                <w:b w:val="0"/>
-                <w:sz w:val="18"/>
-              </w:rPr>
               <w:t>Safety glasses; ventilation; heat-safe work area</w:t>
             </w:r>
           </w:p>
@@ -583,12 +513,7 @@
             <w:vAlign w:val="top"/>
           </w:tcPr>
           <w:p>
-            <w:r/>
             <w:r>
-              <w:rPr>
-                <w:b w:val="0"/>
-                <w:sz w:val="18"/>
-              </w:rPr>
               <w:t>Only after soldering safety demonstration.</w:t>
             </w:r>
           </w:p>
@@ -601,12 +526,7 @@
             <w:vAlign w:val="top"/>
           </w:tcPr>
           <w:p>
-            <w:r/>
             <w:r>
-              <w:rPr>
-                <w:b w:val="0"/>
-                <w:sz w:val="18"/>
-              </w:rPr>
               <w:t>3D printer operation</w:t>
             </w:r>
           </w:p>
@@ -617,12 +537,7 @@
             <w:vAlign w:val="top"/>
           </w:tcPr>
           <w:p>
-            <w:r/>
             <w:r>
-              <w:rPr>
-                <w:b w:val="0"/>
-                <w:sz w:val="18"/>
-              </w:rPr>
               <w:t>Safety glasses when removing prints if tools are used</w:t>
             </w:r>
           </w:p>
@@ -633,12 +548,7 @@
             <w:vAlign w:val="top"/>
           </w:tcPr>
           <w:p>
-            <w:r/>
             <w:r>
-              <w:rPr>
-                <w:b w:val="0"/>
-                <w:sz w:val="18"/>
-              </w:rPr>
               <w:t>Students do not touch hot nozzle or bed.</w:t>
             </w:r>
           </w:p>
@@ -651,12 +561,7 @@
             <w:vAlign w:val="top"/>
           </w:tcPr>
           <w:p>
-            <w:r/>
             <w:r>
-              <w:rPr>
-                <w:b w:val="0"/>
-                <w:sz w:val="18"/>
-              </w:rPr>
               <w:t>Electronics and microcontrollers</w:t>
             </w:r>
           </w:p>
@@ -667,12 +572,7 @@
             <w:vAlign w:val="top"/>
           </w:tcPr>
           <w:p>
-            <w:r/>
             <w:r>
-              <w:rPr>
-                <w:b w:val="0"/>
-                <w:sz w:val="18"/>
-              </w:rPr>
               <w:t>Safety glasses when cutting wires or assembling hardware</w:t>
             </w:r>
           </w:p>
@@ -683,12 +583,7 @@
             <w:vAlign w:val="top"/>
           </w:tcPr>
           <w:p>
-            <w:r/>
             <w:r>
-              <w:rPr>
-                <w:b w:val="0"/>
-                <w:sz w:val="18"/>
-              </w:rPr>
               <w:t>Low-voltage classroom kits only unless otherwise approved.</w:t>
             </w:r>
           </w:p>
@@ -701,12 +596,7 @@
             <w:vAlign w:val="top"/>
           </w:tcPr>
           <w:p>
-            <w:r/>
             <w:r>
-              <w:rPr>
-                <w:b w:val="0"/>
-                <w:sz w:val="18"/>
-              </w:rPr>
               <w:t>Material testing or prototype stress testing</w:t>
             </w:r>
           </w:p>
@@ -717,12 +607,7 @@
             <w:vAlign w:val="top"/>
           </w:tcPr>
           <w:p>
-            <w:r/>
             <w:r>
-              <w:rPr>
-                <w:b w:val="0"/>
-                <w:sz w:val="18"/>
-              </w:rPr>
               <w:t>Safety glasses; distance from moving or breaking parts</w:t>
             </w:r>
           </w:p>
@@ -733,12 +618,7 @@
             <w:vAlign w:val="top"/>
           </w:tcPr>
           <w:p>
-            <w:r/>
             <w:r>
-              <w:rPr>
-                <w:b w:val="0"/>
-                <w:sz w:val="18"/>
-              </w:rPr>
               <w:t>Teacher must approve test setup.</w:t>
             </w:r>
           </w:p>
@@ -844,12 +724,7 @@
             <w:vAlign w:val="center"/>
           </w:tcPr>
           <w:p>
-            <w:r/>
             <w:r>
-              <w:rPr>
-                <w:b/>
-                <w:sz w:val="18"/>
-              </w:rPr>
               <w:t>Name / Signature</w:t>
             </w:r>
           </w:p>
@@ -861,12 +736,7 @@
             <w:vAlign w:val="center"/>
           </w:tcPr>
           <w:p>
-            <w:r/>
             <w:r>
-              <w:rPr>
-                <w:b/>
-                <w:sz w:val="18"/>
-              </w:rPr>
               <w:t>Date</w:t>
             </w:r>
           </w:p>
@@ -879,12 +749,7 @@
             <w:vAlign w:val="top"/>
           </w:tcPr>
           <w:p>
-            <w:r/>
             <w:r>
-              <w:rPr>
-                <w:b w:val="0"/>
-                <w:sz w:val="18"/>
-              </w:rPr>
               <w:t>Student Name: ________________________________</w:t>
               <w:br/>
               <w:t>Student Signature: _____________________________</w:t>
@@ -897,12 +762,7 @@
             <w:vAlign w:val="top"/>
           </w:tcPr>
           <w:p>
-            <w:r/>
             <w:r>
-              <w:rPr>
-                <w:b w:val="0"/>
-                <w:sz w:val="18"/>
-              </w:rPr>
               <w:t>____________</w:t>
             </w:r>
           </w:p>
@@ -915,12 +775,7 @@
             <w:vAlign w:val="top"/>
           </w:tcPr>
           <w:p>
-            <w:r/>
             <w:r>
-              <w:rPr>
-                <w:b w:val="0"/>
-                <w:sz w:val="18"/>
-              </w:rPr>
               <w:t>Parent/Guardian Name: ________________________</w:t>
               <w:br/>
               <w:t>Parent/Guardian Signature: _____________________</w:t>
@@ -933,12 +788,7 @@
             <w:vAlign w:val="top"/>
           </w:tcPr>
           <w:p>
-            <w:r/>
             <w:r>
-              <w:rPr>
-                <w:b w:val="0"/>
-                <w:sz w:val="18"/>
-              </w:rPr>
               <w:t>____________</w:t>
             </w:r>
           </w:p>
@@ -951,12 +801,7 @@
             <w:vAlign w:val="top"/>
           </w:tcPr>
           <w:p>
-            <w:r/>
             <w:r>
-              <w:rPr>
-                <w:b w:val="0"/>
-                <w:sz w:val="18"/>
-              </w:rPr>
               <w:t>Teacher Signature: _____________________________</w:t>
             </w:r>
           </w:p>
@@ -967,12 +812,7 @@
             <w:vAlign w:val="top"/>
           </w:tcPr>
           <w:p>
-            <w:r/>
             <w:r>
-              <w:rPr>
-                <w:b w:val="0"/>
-                <w:sz w:val="18"/>
-              </w:rPr>
               <w:t>____________</w:t>
             </w:r>
           </w:p>
@@ -1018,12 +858,7 @@
             <w:vAlign w:val="center"/>
           </w:tcPr>
           <w:p>
-            <w:r/>
             <w:r>
-              <w:rPr>
-                <w:b/>
-                <w:sz w:val="18"/>
-              </w:rPr>
               <w:t>Student Name</w:t>
             </w:r>
           </w:p>
@@ -1035,12 +870,7 @@
             <w:vAlign w:val="center"/>
           </w:tcPr>
           <w:p>
-            <w:r/>
             <w:r>
-              <w:rPr>
-                <w:b/>
-                <w:sz w:val="18"/>
-              </w:rPr>
               <w:t>Training Topic</w:t>
             </w:r>
           </w:p>
@@ -1052,12 +882,7 @@
             <w:vAlign w:val="center"/>
           </w:tcPr>
           <w:p>
-            <w:r/>
             <w:r>
-              <w:rPr>
-                <w:b/>
-                <w:sz w:val="18"/>
-              </w:rPr>
               <w:t>Date</w:t>
             </w:r>
           </w:p>
@@ -1069,12 +894,7 @@
             <w:vAlign w:val="center"/>
           </w:tcPr>
           <w:p>
-            <w:r/>
             <w:r>
-              <w:rPr>
-                <w:b/>
-                <w:sz w:val="18"/>
-              </w:rPr>
               <w:t>Demonstrated Readiness?</w:t>
             </w:r>
           </w:p>
@@ -1086,12 +906,7 @@
             <w:vAlign w:val="center"/>
           </w:tcPr>
           <w:p>
-            <w:r/>
             <w:r>
-              <w:rPr>
-                <w:b/>
-                <w:sz w:val="18"/>
-              </w:rPr>
               <w:t>Teacher Initials</w:t>
             </w:r>
           </w:p>
@@ -1105,12 +920,6 @@
           </w:tcPr>
           <w:p>
             <w:r/>
-            <w:r>
-              <w:rPr>
-                <w:b w:val="0"/>
-                <w:sz w:val="18"/>
-              </w:rPr>
-            </w:r>
           </w:p>
         </w:tc>
         <w:tc>
@@ -1120,12 +929,6 @@
           </w:tcPr>
           <w:p>
             <w:r/>
-            <w:r>
-              <w:rPr>
-                <w:b w:val="0"/>
-                <w:sz w:val="18"/>
-              </w:rPr>
-            </w:r>
           </w:p>
         </w:tc>
         <w:tc>
@@ -1135,12 +938,6 @@
           </w:tcPr>
           <w:p>
             <w:r/>
-            <w:r>
-              <w:rPr>
-                <w:b w:val="0"/>
-                <w:sz w:val="18"/>
-              </w:rPr>
-            </w:r>
           </w:p>
         </w:tc>
         <w:tc>
@@ -1149,12 +946,7 @@
             <w:vAlign w:val="top"/>
           </w:tcPr>
           <w:p>
-            <w:r/>
             <w:r>
-              <w:rPr>
-                <w:b w:val="0"/>
-                <w:sz w:val="18"/>
-              </w:rPr>
               <w:t>Yes / No</w:t>
             </w:r>
           </w:p>
@@ -1166,12 +958,6 @@
           </w:tcPr>
           <w:p>
             <w:r/>
-            <w:r>
-              <w:rPr>
-                <w:b w:val="0"/>
-                <w:sz w:val="18"/>
-              </w:rPr>
-            </w:r>
           </w:p>
         </w:tc>
       </w:tr>
@@ -1183,12 +969,6 @@
           </w:tcPr>
           <w:p>
             <w:r/>
-            <w:r>
-              <w:rPr>
-                <w:b w:val="0"/>
-                <w:sz w:val="18"/>
-              </w:rPr>
-            </w:r>
           </w:p>
         </w:tc>
         <w:tc>
@@ -1198,12 +978,6 @@
           </w:tcPr>
           <w:p>
             <w:r/>
-            <w:r>
-              <w:rPr>
-                <w:b w:val="0"/>
-                <w:sz w:val="18"/>
-              </w:rPr>
-            </w:r>
           </w:p>
         </w:tc>
         <w:tc>
@@ -1213,12 +987,6 @@
           </w:tcPr>
           <w:p>
             <w:r/>
-            <w:r>
-              <w:rPr>
-                <w:b w:val="0"/>
-                <w:sz w:val="18"/>
-              </w:rPr>
-            </w:r>
           </w:p>
         </w:tc>
         <w:tc>
@@ -1227,12 +995,7 @@
             <w:vAlign w:val="top"/>
           </w:tcPr>
           <w:p>
-            <w:r/>
             <w:r>
-              <w:rPr>
-                <w:b w:val="0"/>
-                <w:sz w:val="18"/>
-              </w:rPr>
               <w:t>Yes / No</w:t>
             </w:r>
           </w:p>
@@ -1244,12 +1007,6 @@
           </w:tcPr>
           <w:p>
             <w:r/>
-            <w:r>
-              <w:rPr>
-                <w:b w:val="0"/>
-                <w:sz w:val="18"/>
-              </w:rPr>
-            </w:r>
           </w:p>
         </w:tc>
       </w:tr>
@@ -1261,12 +1018,6 @@
           </w:tcPr>
           <w:p>
             <w:r/>
-            <w:r>
-              <w:rPr>
-                <w:b w:val="0"/>
-                <w:sz w:val="18"/>
-              </w:rPr>
-            </w:r>
           </w:p>
         </w:tc>
         <w:tc>
@@ -1276,12 +1027,6 @@
           </w:tcPr>
           <w:p>
             <w:r/>
-            <w:r>
-              <w:rPr>
-                <w:b w:val="0"/>
-                <w:sz w:val="18"/>
-              </w:rPr>
-            </w:r>
           </w:p>
         </w:tc>
         <w:tc>
@@ -1291,12 +1036,6 @@
           </w:tcPr>
           <w:p>
             <w:r/>
-            <w:r>
-              <w:rPr>
-                <w:b w:val="0"/>
-                <w:sz w:val="18"/>
-              </w:rPr>
-            </w:r>
           </w:p>
         </w:tc>
         <w:tc>
@@ -1305,12 +1044,7 @@
             <w:vAlign w:val="top"/>
           </w:tcPr>
           <w:p>
-            <w:r/>
             <w:r>
-              <w:rPr>
-                <w:b w:val="0"/>
-                <w:sz w:val="18"/>
-              </w:rPr>
               <w:t>Yes / No</w:t>
             </w:r>
           </w:p>
@@ -1322,12 +1056,6 @@
           </w:tcPr>
           <w:p>
             <w:r/>
-            <w:r>
-              <w:rPr>
-                <w:b w:val="0"/>
-                <w:sz w:val="18"/>
-              </w:rPr>
-            </w:r>
           </w:p>
         </w:tc>
       </w:tr>
@@ -1339,12 +1067,6 @@
           </w:tcPr>
           <w:p>
             <w:r/>
-            <w:r>
-              <w:rPr>
-                <w:b w:val="0"/>
-                <w:sz w:val="18"/>
-              </w:rPr>
-            </w:r>
           </w:p>
         </w:tc>
         <w:tc>
@@ -1354,12 +1076,6 @@
           </w:tcPr>
           <w:p>
             <w:r/>
-            <w:r>
-              <w:rPr>
-                <w:b w:val="0"/>
-                <w:sz w:val="18"/>
-              </w:rPr>
-            </w:r>
           </w:p>
         </w:tc>
         <w:tc>
@@ -1369,12 +1085,6 @@
           </w:tcPr>
           <w:p>
             <w:r/>
-            <w:r>
-              <w:rPr>
-                <w:b w:val="0"/>
-                <w:sz w:val="18"/>
-              </w:rPr>
-            </w:r>
           </w:p>
         </w:tc>
         <w:tc>
@@ -1383,12 +1093,7 @@
             <w:vAlign w:val="top"/>
           </w:tcPr>
           <w:p>
-            <w:r/>
             <w:r>
-              <w:rPr>
-                <w:b w:val="0"/>
-                <w:sz w:val="18"/>
-              </w:rPr>
               <w:t>Yes / No</w:t>
             </w:r>
           </w:p>
@@ -1400,12 +1105,6 @@
           </w:tcPr>
           <w:p>
             <w:r/>
-            <w:r>
-              <w:rPr>
-                <w:b w:val="0"/>
-                <w:sz w:val="18"/>
-              </w:rPr>
-            </w:r>
           </w:p>
         </w:tc>
       </w:tr>
@@ -1417,12 +1116,6 @@
           </w:tcPr>
           <w:p>
             <w:r/>
-            <w:r>
-              <w:rPr>
-                <w:b w:val="0"/>
-                <w:sz w:val="18"/>
-              </w:rPr>
-            </w:r>
           </w:p>
         </w:tc>
         <w:tc>
@@ -1432,12 +1125,6 @@
           </w:tcPr>
           <w:p>
             <w:r/>
-            <w:r>
-              <w:rPr>
-                <w:b w:val="0"/>
-                <w:sz w:val="18"/>
-              </w:rPr>
-            </w:r>
           </w:p>
         </w:tc>
         <w:tc>
@@ -1447,12 +1134,6 @@
           </w:tcPr>
           <w:p>
             <w:r/>
-            <w:r>
-              <w:rPr>
-                <w:b w:val="0"/>
-                <w:sz w:val="18"/>
-              </w:rPr>
-            </w:r>
           </w:p>
         </w:tc>
         <w:tc>
@@ -1461,12 +1142,7 @@
             <w:vAlign w:val="top"/>
           </w:tcPr>
           <w:p>
-            <w:r/>
             <w:r>
-              <w:rPr>
-                <w:b w:val="0"/>
-                <w:sz w:val="18"/>
-              </w:rPr>
               <w:t>Yes / No</w:t>
             </w:r>
           </w:p>
@@ -1478,12 +1154,6 @@
           </w:tcPr>
           <w:p>
             <w:r/>
-            <w:r>
-              <w:rPr>
-                <w:b w:val="0"/>
-                <w:sz w:val="18"/>
-              </w:rPr>
-            </w:r>
           </w:p>
         </w:tc>
       </w:tr>
@@ -1966,12 +1636,7 @@
             <w:vAlign w:val="center"/>
           </w:tcPr>
           <w:p>
-            <w:r/>
             <w:r>
-              <w:rPr>
-                <w:b/>
-                <w:sz w:val="18"/>
-              </w:rPr>
               <w:t>AI Use Case</w:t>
             </w:r>
           </w:p>
@@ -1983,12 +1648,7 @@
             <w:vAlign w:val="center"/>
           </w:tcPr>
           <w:p>
-            <w:r/>
             <w:r>
-              <w:rPr>
-                <w:b/>
-                <w:sz w:val="18"/>
-              </w:rPr>
               <w:t>Allowed?</w:t>
             </w:r>
           </w:p>
@@ -2000,12 +1660,7 @@
             <w:vAlign w:val="center"/>
           </w:tcPr>
           <w:p>
-            <w:r/>
             <w:r>
-              <w:rPr>
-                <w:b/>
-                <w:sz w:val="18"/>
-              </w:rPr>
               <w:t>Required Control</w:t>
             </w:r>
           </w:p>
@@ -2018,12 +1673,7 @@
             <w:vAlign w:val="top"/>
           </w:tcPr>
           <w:p>
-            <w:r/>
             <w:r>
-              <w:rPr>
-                <w:b w:val="0"/>
-                <w:sz w:val="18"/>
-              </w:rPr>
               <w:t>Brainstorming safe design options</w:t>
             </w:r>
           </w:p>
@@ -2034,12 +1684,7 @@
             <w:vAlign w:val="top"/>
           </w:tcPr>
           <w:p>
-            <w:r/>
             <w:r>
-              <w:rPr>
-                <w:b w:val="0"/>
-                <w:sz w:val="18"/>
-              </w:rPr>
               <w:t>Yes</w:t>
             </w:r>
           </w:p>
@@ -2050,12 +1695,7 @@
             <w:vAlign w:val="top"/>
           </w:tcPr>
           <w:p>
-            <w:r/>
             <w:r>
-              <w:rPr>
-                <w:b w:val="0"/>
-                <w:sz w:val="18"/>
-              </w:rPr>
               <w:t>Student must compare options against teacher-provided criteria.</w:t>
             </w:r>
           </w:p>
@@ -2068,12 +1708,7 @@
             <w:vAlign w:val="top"/>
           </w:tcPr>
           <w:p>
-            <w:r/>
             <w:r>
-              <w:rPr>
-                <w:b w:val="0"/>
-                <w:sz w:val="18"/>
-              </w:rPr>
               <w:t>Generating a draft safety checklist</w:t>
             </w:r>
           </w:p>
@@ -2084,12 +1719,7 @@
             <w:vAlign w:val="top"/>
           </w:tcPr>
           <w:p>
-            <w:r/>
             <w:r>
-              <w:rPr>
-                <w:b w:val="0"/>
-                <w:sz w:val="18"/>
-              </w:rPr>
               <w:t>Yes</w:t>
             </w:r>
           </w:p>
@@ -2100,12 +1730,7 @@
             <w:vAlign w:val="top"/>
           </w:tcPr>
           <w:p>
-            <w:r/>
             <w:r>
-              <w:rPr>
-                <w:b w:val="0"/>
-                <w:sz w:val="18"/>
-              </w:rPr>
               <w:t>Teacher or class must verify before use.</w:t>
             </w:r>
           </w:p>
@@ -2118,12 +1743,7 @@
             <w:vAlign w:val="top"/>
           </w:tcPr>
           <w:p>
-            <w:r/>
             <w:r>
-              <w:rPr>
-                <w:b w:val="0"/>
-                <w:sz w:val="18"/>
-              </w:rPr>
               <w:t>Explaining simple circuit concepts</w:t>
             </w:r>
           </w:p>
@@ -2134,12 +1754,7 @@
             <w:vAlign w:val="top"/>
           </w:tcPr>
           <w:p>
-            <w:r/>
             <w:r>
-              <w:rPr>
-                <w:b w:val="0"/>
-                <w:sz w:val="18"/>
-              </w:rPr>
               <w:t>Yes</w:t>
             </w:r>
           </w:p>
@@ -2150,12 +1765,7 @@
             <w:vAlign w:val="top"/>
           </w:tcPr>
           <w:p>
-            <w:r/>
             <w:r>
-              <w:rPr>
-                <w:b w:val="0"/>
-                <w:sz w:val="18"/>
-              </w:rPr>
               <w:t>Student must confirm with class notes or teacher instruction.</w:t>
             </w:r>
           </w:p>
@@ -2168,12 +1778,7 @@
             <w:vAlign w:val="top"/>
           </w:tcPr>
           <w:p>
-            <w:r/>
             <w:r>
-              <w:rPr>
-                <w:b w:val="0"/>
-                <w:sz w:val="18"/>
-              </w:rPr>
               <w:t>Debugging low-voltage code or logic</w:t>
             </w:r>
           </w:p>
@@ -2184,12 +1789,7 @@
             <w:vAlign w:val="top"/>
           </w:tcPr>
           <w:p>
-            <w:r/>
             <w:r>
-              <w:rPr>
-                <w:b w:val="0"/>
-                <w:sz w:val="18"/>
-              </w:rPr>
               <w:t>Yes</w:t>
             </w:r>
           </w:p>
@@ -2200,12 +1800,7 @@
             <w:vAlign w:val="top"/>
           </w:tcPr>
           <w:p>
-            <w:r/>
             <w:r>
-              <w:rPr>
-                <w:b w:val="0"/>
-                <w:sz w:val="18"/>
-              </w:rPr>
               <w:t>Student must understand and explain the fix.</w:t>
             </w:r>
           </w:p>
@@ -2218,12 +1813,7 @@
             <w:vAlign w:val="top"/>
           </w:tcPr>
           <w:p>
-            <w:r/>
             <w:r>
-              <w:rPr>
-                <w:b w:val="0"/>
-                <w:sz w:val="18"/>
-              </w:rPr>
               <w:t>Providing cutting, drilling, heating, soldering, battery, or chemical instructions</w:t>
             </w:r>
           </w:p>
@@ -2234,12 +1824,7 @@
             <w:vAlign w:val="top"/>
           </w:tcPr>
           <w:p>
-            <w:r/>
             <w:r>
-              <w:rPr>
-                <w:b w:val="0"/>
-                <w:sz w:val="18"/>
-              </w:rPr>
               <w:t>Only with teacher approval</w:t>
             </w:r>
           </w:p>
@@ -2250,12 +1835,7 @@
             <w:vAlign w:val="top"/>
           </w:tcPr>
           <w:p>
-            <w:r/>
             <w:r>
-              <w:rPr>
-                <w:b w:val="0"/>
-                <w:sz w:val="18"/>
-              </w:rPr>
               <w:t>Teacher must verify procedure before any action.</w:t>
             </w:r>
           </w:p>
@@ -2268,12 +1848,7 @@
             <w:vAlign w:val="top"/>
           </w:tcPr>
           <w:p>
-            <w:r/>
             <w:r>
-              <w:rPr>
-                <w:b w:val="0"/>
-                <w:sz w:val="18"/>
-              </w:rPr>
               <w:t>Substituting for manufacturer manuals, school SOPs, or teacher directions</w:t>
             </w:r>
           </w:p>
@@ -2284,12 +1859,7 @@
             <w:vAlign w:val="top"/>
           </w:tcPr>
           <w:p>
-            <w:r/>
             <w:r>
-              <w:rPr>
-                <w:b w:val="0"/>
-                <w:sz w:val="18"/>
-              </w:rPr>
               <w:t>No</w:t>
             </w:r>
           </w:p>
@@ -2300,12 +1870,7 @@
             <w:vAlign w:val="top"/>
           </w:tcPr>
           <w:p>
-            <w:r/>
             <w:r>
-              <w:rPr>
-                <w:b w:val="0"/>
-                <w:sz w:val="18"/>
-              </w:rPr>
               <w:t>School procedure and teacher instruction override AI output.</w:t>
             </w:r>
           </w:p>
@@ -2318,12 +1883,7 @@
             <w:vAlign w:val="top"/>
           </w:tcPr>
           <w:p>
-            <w:r/>
             <w:r>
-              <w:rPr>
-                <w:b w:val="0"/>
-                <w:sz w:val="18"/>
-              </w:rPr>
               <w:t>Generating emergency response instructions during an incident</w:t>
             </w:r>
           </w:p>
@@ -2334,12 +1894,7 @@
             <w:vAlign w:val="top"/>
           </w:tcPr>
           <w:p>
-            <w:r/>
             <w:r>
-              <w:rPr>
-                <w:b w:val="0"/>
-                <w:sz w:val="18"/>
-              </w:rPr>
               <w:t>No</w:t>
             </w:r>
           </w:p>
@@ -2350,12 +1905,7 @@
             <w:vAlign w:val="top"/>
           </w:tcPr>
           <w:p>
-            <w:r/>
             <w:r>
-              <w:rPr>
-                <w:b w:val="0"/>
-                <w:sz w:val="18"/>
-              </w:rPr>
               <w:t>Follow school emergency procedure and teacher direction immediately.</w:t>
             </w:r>
           </w:p>
@@ -2398,12 +1948,7 @@
             <w:vAlign w:val="center"/>
           </w:tcPr>
           <w:p>
-            <w:r/>
             <w:r>
-              <w:rPr>
-                <w:b/>
-                <w:sz w:val="18"/>
-              </w:rPr>
               <w:t>Field</w:t>
             </w:r>
           </w:p>
@@ -2415,12 +1960,7 @@
             <w:vAlign w:val="center"/>
           </w:tcPr>
           <w:p>
-            <w:r/>
             <w:r>
-              <w:rPr>
-                <w:b/>
-                <w:sz w:val="18"/>
-              </w:rPr>
               <w:t>Teacher Notes</w:t>
             </w:r>
           </w:p>
@@ -2433,12 +1973,7 @@
             <w:vAlign w:val="top"/>
           </w:tcPr>
           <w:p>
-            <w:r/>
             <w:r>
-              <w:rPr>
-                <w:b w:val="0"/>
-                <w:sz w:val="18"/>
-              </w:rPr>
               <w:t>Activity / Project Title</w:t>
             </w:r>
           </w:p>
@@ -2450,12 +1985,6 @@
           </w:tcPr>
           <w:p>
             <w:r/>
-            <w:r>
-              <w:rPr>
-                <w:b w:val="0"/>
-                <w:sz w:val="18"/>
-              </w:rPr>
-            </w:r>
           </w:p>
         </w:tc>
       </w:tr>
@@ -2466,12 +1995,7 @@
             <w:vAlign w:val="top"/>
           </w:tcPr>
           <w:p>
-            <w:r/>
             <w:r>
-              <w:rPr>
-                <w:b w:val="0"/>
-                <w:sz w:val="18"/>
-              </w:rPr>
               <w:t>Date / Class</w:t>
             </w:r>
           </w:p>
@@ -2483,12 +2007,6 @@
           </w:tcPr>
           <w:p>
             <w:r/>
-            <w:r>
-              <w:rPr>
-                <w:b w:val="0"/>
-                <w:sz w:val="18"/>
-              </w:rPr>
-            </w:r>
           </w:p>
         </w:tc>
       </w:tr>
@@ -2499,12 +2017,7 @@
             <w:vAlign w:val="top"/>
           </w:tcPr>
           <w:p>
-            <w:r/>
             <w:r>
-              <w:rPr>
-                <w:b w:val="0"/>
-                <w:sz w:val="18"/>
-              </w:rPr>
               <w:t>Tools / Equipment Used</w:t>
             </w:r>
           </w:p>
@@ -2516,12 +2029,6 @@
           </w:tcPr>
           <w:p>
             <w:r/>
-            <w:r>
-              <w:rPr>
-                <w:b w:val="0"/>
-                <w:sz w:val="18"/>
-              </w:rPr>
-            </w:r>
           </w:p>
         </w:tc>
       </w:tr>
@@ -2532,12 +2039,7 @@
             <w:vAlign w:val="top"/>
           </w:tcPr>
           <w:p>
-            <w:r/>
             <w:r>
-              <w:rPr>
-                <w:b w:val="0"/>
-                <w:sz w:val="18"/>
-              </w:rPr>
               <w:t>Materials Used</w:t>
             </w:r>
           </w:p>
@@ -2549,12 +2051,6 @@
           </w:tcPr>
           <w:p>
             <w:r/>
-            <w:r>
-              <w:rPr>
-                <w:b w:val="0"/>
-                <w:sz w:val="18"/>
-              </w:rPr>
-            </w:r>
           </w:p>
         </w:tc>
       </w:tr>
@@ -2565,12 +2061,7 @@
             <w:vAlign w:val="top"/>
           </w:tcPr>
           <w:p>
-            <w:r/>
             <w:r>
-              <w:rPr>
-                <w:b w:val="0"/>
-                <w:sz w:val="18"/>
-              </w:rPr>
               <w:t>Potential Hazards</w:t>
             </w:r>
           </w:p>
@@ -2581,12 +2072,7 @@
             <w:vAlign w:val="top"/>
           </w:tcPr>
           <w:p>
-            <w:r/>
             <w:r>
-              <w:rPr>
-                <w:b w:val="0"/>
-                <w:sz w:val="18"/>
-              </w:rPr>
               <w:t>Cutting / heat / electricity / sharp edges / moving parts / fumes / allergens / trip hazards / online safety / other</w:t>
             </w:r>
           </w:p>
@@ -2599,12 +2085,7 @@
             <w:vAlign w:val="top"/>
           </w:tcPr>
           <w:p>
-            <w:r/>
             <w:r>
-              <w:rPr>
-                <w:b w:val="0"/>
-                <w:sz w:val="18"/>
-              </w:rPr>
               <w:t>Risk Level</w:t>
             </w:r>
           </w:p>
@@ -2615,12 +2096,7 @@
             <w:vAlign w:val="top"/>
           </w:tcPr>
           <w:p>
-            <w:r/>
             <w:r>
-              <w:rPr>
-                <w:b w:val="0"/>
-                <w:sz w:val="18"/>
-              </w:rPr>
               <w:t>Low / Medium / High</w:t>
             </w:r>
           </w:p>
@@ -2633,12 +2109,7 @@
             <w:vAlign w:val="top"/>
           </w:tcPr>
           <w:p>
-            <w:r/>
             <w:r>
-              <w:rPr>
-                <w:b w:val="0"/>
-                <w:sz w:val="18"/>
-              </w:rPr>
               <w:t>Required PPE</w:t>
             </w:r>
           </w:p>
@@ -2650,12 +2121,6 @@
           </w:tcPr>
           <w:p>
             <w:r/>
-            <w:r>
-              <w:rPr>
-                <w:b w:val="0"/>
-                <w:sz w:val="18"/>
-              </w:rPr>
-            </w:r>
           </w:p>
         </w:tc>
       </w:tr>
@@ -2666,12 +2131,7 @@
             <w:vAlign w:val="top"/>
           </w:tcPr>
           <w:p>
-            <w:r/>
             <w:r>
-              <w:rPr>
-                <w:b w:val="0"/>
-                <w:sz w:val="18"/>
-              </w:rPr>
               <w:t>Teacher Supervision Level</w:t>
             </w:r>
           </w:p>
@@ -2682,12 +2142,7 @@
             <w:vAlign w:val="top"/>
           </w:tcPr>
           <w:p>
-            <w:r/>
             <w:r>
-              <w:rPr>
-                <w:b w:val="0"/>
-                <w:sz w:val="18"/>
-              </w:rPr>
               <w:t>Direct / close / general / demonstration only</w:t>
             </w:r>
           </w:p>
@@ -2700,12 +2155,7 @@
             <w:vAlign w:val="top"/>
           </w:tcPr>
           <w:p>
-            <w:r/>
             <w:r>
-              <w:rPr>
-                <w:b w:val="0"/>
-                <w:sz w:val="18"/>
-              </w:rPr>
               <w:t>Student Training Required</w:t>
             </w:r>
           </w:p>
@@ -2717,12 +2167,6 @@
           </w:tcPr>
           <w:p>
             <w:r/>
-            <w:r>
-              <w:rPr>
-                <w:b w:val="0"/>
-                <w:sz w:val="18"/>
-              </w:rPr>
-            </w:r>
           </w:p>
         </w:tc>
       </w:tr>
@@ -2733,12 +2177,7 @@
             <w:vAlign w:val="top"/>
           </w:tcPr>
           <w:p>
-            <w:r/>
             <w:r>
-              <w:rPr>
-                <w:b w:val="0"/>
-                <w:sz w:val="18"/>
-              </w:rPr>
               <w:t>Emergency / First Aid Considerations</w:t>
             </w:r>
           </w:p>
@@ -2750,12 +2189,6 @@
           </w:tcPr>
           <w:p>
             <w:r/>
-            <w:r>
-              <w:rPr>
-                <w:b w:val="0"/>
-                <w:sz w:val="18"/>
-              </w:rPr>
-            </w:r>
           </w:p>
         </w:tc>
       </w:tr>
@@ -2766,12 +2199,7 @@
             <w:vAlign w:val="top"/>
           </w:tcPr>
           <w:p>
-            <w:r/>
             <w:r>
-              <w:rPr>
-                <w:b w:val="0"/>
-                <w:sz w:val="18"/>
-              </w:rPr>
               <w:t>AI-Generated Procedure Used?</w:t>
             </w:r>
           </w:p>
@@ -2782,12 +2210,7 @@
             <w:vAlign w:val="top"/>
           </w:tcPr>
           <w:p>
-            <w:r/>
             <w:r>
-              <w:rPr>
-                <w:b w:val="0"/>
-                <w:sz w:val="18"/>
-              </w:rPr>
               <w:t>No / Yes. If yes, describe verification method.</w:t>
             </w:r>
           </w:p>
@@ -2800,12 +2223,7 @@
             <w:vAlign w:val="top"/>
           </w:tcPr>
           <w:p>
-            <w:r/>
             <w:r>
-              <w:rPr>
-                <w:b w:val="0"/>
-                <w:sz w:val="18"/>
-              </w:rPr>
               <w:t>Approval</w:t>
             </w:r>
           </w:p>
@@ -2816,12 +2234,7 @@
             <w:vAlign w:val="top"/>
           </w:tcPr>
           <w:p>
-            <w:r/>
             <w:r>
-              <w:rPr>
-                <w:b w:val="0"/>
-                <w:sz w:val="18"/>
-              </w:rPr>
               <w:t>Teacher: _________________________ Date: ____________</w:t>
             </w:r>
           </w:p>
@@ -2945,12 +2358,7 @@
             <w:vAlign w:val="center"/>
           </w:tcPr>
           <w:p>
-            <w:r/>
             <w:r>
-              <w:rPr>
-                <w:b/>
-                <w:sz w:val="18"/>
-              </w:rPr>
               <w:t>Field</w:t>
             </w:r>
           </w:p>
@@ -2962,12 +2370,7 @@
             <w:vAlign w:val="center"/>
           </w:tcPr>
           <w:p>
-            <w:r/>
             <w:r>
-              <w:rPr>
-                <w:b/>
-                <w:sz w:val="18"/>
-              </w:rPr>
               <w:t>Details</w:t>
             </w:r>
           </w:p>
@@ -2980,12 +2383,7 @@
             <w:vAlign w:val="top"/>
           </w:tcPr>
           <w:p>
-            <w:r/>
             <w:r>
-              <w:rPr>
-                <w:b w:val="0"/>
-                <w:sz w:val="18"/>
-              </w:rPr>
               <w:t>Date / Time</w:t>
             </w:r>
           </w:p>
@@ -2997,12 +2395,6 @@
           </w:tcPr>
           <w:p>
             <w:r/>
-            <w:r>
-              <w:rPr>
-                <w:b w:val="0"/>
-                <w:sz w:val="18"/>
-              </w:rPr>
-            </w:r>
           </w:p>
         </w:tc>
       </w:tr>
@@ -3013,12 +2405,7 @@
             <w:vAlign w:val="top"/>
           </w:tcPr>
           <w:p>
-            <w:r/>
             <w:r>
-              <w:rPr>
-                <w:b w:val="0"/>
-                <w:sz w:val="18"/>
-              </w:rPr>
               <w:t>Location</w:t>
             </w:r>
           </w:p>
@@ -3030,12 +2417,6 @@
           </w:tcPr>
           <w:p>
             <w:r/>
-            <w:r>
-              <w:rPr>
-                <w:b w:val="0"/>
-                <w:sz w:val="18"/>
-              </w:rPr>
-            </w:r>
           </w:p>
         </w:tc>
       </w:tr>
@@ -3046,12 +2427,7 @@
             <w:vAlign w:val="top"/>
           </w:tcPr>
           <w:p>
-            <w:r/>
             <w:r>
-              <w:rPr>
-                <w:b w:val="0"/>
-                <w:sz w:val="18"/>
-              </w:rPr>
               <w:t>Student(s) / Staff Involved</w:t>
             </w:r>
           </w:p>
@@ -3063,12 +2439,6 @@
           </w:tcPr>
           <w:p>
             <w:r/>
-            <w:r>
-              <w:rPr>
-                <w:b w:val="0"/>
-                <w:sz w:val="18"/>
-              </w:rPr>
-            </w:r>
           </w:p>
         </w:tc>
       </w:tr>
@@ -3079,12 +2449,7 @@
             <w:vAlign w:val="top"/>
           </w:tcPr>
           <w:p>
-            <w:r/>
             <w:r>
-              <w:rPr>
-                <w:b w:val="0"/>
-                <w:sz w:val="18"/>
-              </w:rPr>
               <w:t>Type of Event</w:t>
             </w:r>
           </w:p>
@@ -3095,12 +2460,7 @@
             <w:vAlign w:val="top"/>
           </w:tcPr>
           <w:p>
-            <w:r/>
             <w:r>
-              <w:rPr>
-                <w:b w:val="0"/>
-                <w:sz w:val="18"/>
-              </w:rPr>
               <w:t>Injury / near miss / equipment damage / unsafe behaviour / material hazard / other</w:t>
             </w:r>
           </w:p>
@@ -3113,12 +2473,7 @@
             <w:vAlign w:val="top"/>
           </w:tcPr>
           <w:p>
-            <w:r/>
             <w:r>
-              <w:rPr>
-                <w:b w:val="0"/>
-                <w:sz w:val="18"/>
-              </w:rPr>
               <w:t>Description of What Happened</w:t>
             </w:r>
           </w:p>
@@ -3130,12 +2485,6 @@
           </w:tcPr>
           <w:p>
             <w:r/>
-            <w:r>
-              <w:rPr>
-                <w:b w:val="0"/>
-                <w:sz w:val="18"/>
-              </w:rPr>
-            </w:r>
           </w:p>
         </w:tc>
       </w:tr>
@@ -3146,12 +2495,7 @@
             <w:vAlign w:val="top"/>
           </w:tcPr>
           <w:p>
-            <w:r/>
             <w:r>
-              <w:rPr>
-                <w:b w:val="0"/>
-                <w:sz w:val="18"/>
-              </w:rPr>
               <w:t>Immediate Action Taken</w:t>
             </w:r>
           </w:p>
@@ -3163,12 +2507,6 @@
           </w:tcPr>
           <w:p>
             <w:r/>
-            <w:r>
-              <w:rPr>
-                <w:b w:val="0"/>
-                <w:sz w:val="18"/>
-              </w:rPr>
-            </w:r>
           </w:p>
         </w:tc>
       </w:tr>
@@ -3179,12 +2517,7 @@
             <w:vAlign w:val="top"/>
           </w:tcPr>
           <w:p>
-            <w:r/>
             <w:r>
-              <w:rPr>
-                <w:b w:val="0"/>
-                <w:sz w:val="18"/>
-              </w:rPr>
               <w:t>First Aid Provided?</w:t>
             </w:r>
           </w:p>
@@ -3195,12 +2528,7 @@
             <w:vAlign w:val="top"/>
           </w:tcPr>
           <w:p>
-            <w:r/>
             <w:r>
-              <w:rPr>
-                <w:b w:val="0"/>
-                <w:sz w:val="18"/>
-              </w:rPr>
               <w:t>No / Yes. Describe.</w:t>
             </w:r>
           </w:p>
@@ -3213,12 +2541,7 @@
             <w:vAlign w:val="top"/>
           </w:tcPr>
           <w:p>
-            <w:r/>
             <w:r>
-              <w:rPr>
-                <w:b w:val="0"/>
-                <w:sz w:val="18"/>
-              </w:rPr>
               <w:t>Parent/Guardian Contacted?</w:t>
             </w:r>
           </w:p>
@@ -3229,12 +2552,7 @@
             <w:vAlign w:val="top"/>
           </w:tcPr>
           <w:p>
-            <w:r/>
             <w:r>
-              <w:rPr>
-                <w:b w:val="0"/>
-                <w:sz w:val="18"/>
-              </w:rPr>
               <w:t>No / Yes. Time and method.</w:t>
             </w:r>
           </w:p>
@@ -3247,12 +2565,7 @@
             <w:vAlign w:val="top"/>
           </w:tcPr>
           <w:p>
-            <w:r/>
             <w:r>
-              <w:rPr>
-                <w:b w:val="0"/>
-                <w:sz w:val="18"/>
-              </w:rPr>
               <w:t>Equipment Removed from Service?</w:t>
             </w:r>
           </w:p>
@@ -3263,12 +2576,7 @@
             <w:vAlign w:val="top"/>
           </w:tcPr>
           <w:p>
-            <w:r/>
             <w:r>
-              <w:rPr>
-                <w:b w:val="0"/>
-                <w:sz w:val="18"/>
-              </w:rPr>
               <w:t>No / Yes. Describe.</w:t>
             </w:r>
           </w:p>
@@ -3281,12 +2589,7 @@
             <w:vAlign w:val="top"/>
           </w:tcPr>
           <w:p>
-            <w:r/>
             <w:r>
-              <w:rPr>
-                <w:b w:val="0"/>
-                <w:sz w:val="18"/>
-              </w:rPr>
               <w:t>Root Cause / Contributing Factors</w:t>
             </w:r>
           </w:p>
@@ -3298,12 +2601,6 @@
           </w:tcPr>
           <w:p>
             <w:r/>
-            <w:r>
-              <w:rPr>
-                <w:b w:val="0"/>
-                <w:sz w:val="18"/>
-              </w:rPr>
-            </w:r>
           </w:p>
         </w:tc>
       </w:tr>
@@ -3314,12 +2611,7 @@
             <w:vAlign w:val="top"/>
           </w:tcPr>
           <w:p>
-            <w:r/>
             <w:r>
-              <w:rPr>
-                <w:b w:val="0"/>
-                <w:sz w:val="18"/>
-              </w:rPr>
               <w:t>Corrective Action</w:t>
             </w:r>
           </w:p>
@@ -3331,12 +2623,6 @@
           </w:tcPr>
           <w:p>
             <w:r/>
-            <w:r>
-              <w:rPr>
-                <w:b w:val="0"/>
-                <w:sz w:val="18"/>
-              </w:rPr>
-            </w:r>
           </w:p>
         </w:tc>
       </w:tr>
@@ -3347,12 +2633,7 @@
             <w:vAlign w:val="top"/>
           </w:tcPr>
           <w:p>
-            <w:r/>
             <w:r>
-              <w:rPr>
-                <w:b w:val="0"/>
-                <w:sz w:val="18"/>
-              </w:rPr>
               <w:t>Teacher Signature</w:t>
             </w:r>
           </w:p>
@@ -3364,12 +2645,6 @@
           </w:tcPr>
           <w:p>
             <w:r/>
-            <w:r>
-              <w:rPr>
-                <w:b w:val="0"/>
-                <w:sz w:val="18"/>
-              </w:rPr>
-            </w:r>
           </w:p>
         </w:tc>
       </w:tr>
@@ -3380,12 +2655,7 @@
             <w:vAlign w:val="top"/>
           </w:tcPr>
           <w:p>
-            <w:r/>
             <w:r>
-              <w:rPr>
-                <w:b w:val="0"/>
-                <w:sz w:val="18"/>
-              </w:rPr>
               <w:t>Administrator Review</w:t>
             </w:r>
           </w:p>
@@ -3397,12 +2667,6 @@
           </w:tcPr>
           <w:p>
             <w:r/>
-            <w:r>
-              <w:rPr>
-                <w:b w:val="0"/>
-                <w:sz w:val="18"/>
-              </w:rPr>
-            </w:r>
           </w:p>
         </w:tc>
       </w:tr>
@@ -3438,12 +2702,7 @@
             <w:vAlign w:val="center"/>
           </w:tcPr>
           <w:p>
-            <w:r/>
             <w:r>
-              <w:rPr>
-                <w:b/>
-                <w:sz w:val="18"/>
-              </w:rPr>
               <w:t>Date</w:t>
             </w:r>
           </w:p>
@@ -3455,12 +2714,7 @@
             <w:vAlign w:val="center"/>
           </w:tcPr>
           <w:p>
-            <w:r/>
             <w:r>
-              <w:rPr>
-                <w:b/>
-                <w:sz w:val="18"/>
-              </w:rPr>
               <w:t>Equipment</w:t>
             </w:r>
           </w:p>
@@ -3472,12 +2726,7 @@
             <w:vAlign w:val="center"/>
           </w:tcPr>
           <w:p>
-            <w:r/>
             <w:r>
-              <w:rPr>
-                <w:b/>
-                <w:sz w:val="18"/>
-              </w:rPr>
               <w:t>Condition</w:t>
             </w:r>
           </w:p>
@@ -3489,12 +2738,7 @@
             <w:vAlign w:val="center"/>
           </w:tcPr>
           <w:p>
-            <w:r/>
             <w:r>
-              <w:rPr>
-                <w:b/>
-                <w:sz w:val="18"/>
-              </w:rPr>
               <w:t>Action Taken</w:t>
             </w:r>
           </w:p>
@@ -3506,12 +2750,7 @@
             <w:vAlign w:val="center"/>
           </w:tcPr>
           <w:p>
-            <w:r/>
             <w:r>
-              <w:rPr>
-                <w:b/>
-                <w:sz w:val="18"/>
-              </w:rPr>
               <w:t>Teacher Initials</w:t>
             </w:r>
           </w:p>
@@ -3525,12 +2764,6 @@
           </w:tcPr>
           <w:p>
             <w:r/>
-            <w:r>
-              <w:rPr>
-                <w:b w:val="0"/>
-                <w:sz w:val="18"/>
-              </w:rPr>
-            </w:r>
           </w:p>
         </w:tc>
         <w:tc>
@@ -3540,12 +2773,6 @@
           </w:tcPr>
           <w:p>
             <w:r/>
-            <w:r>
-              <w:rPr>
-                <w:b w:val="0"/>
-                <w:sz w:val="18"/>
-              </w:rPr>
-            </w:r>
           </w:p>
         </w:tc>
         <w:tc>
@@ -3554,12 +2781,7 @@
             <w:vAlign w:val="top"/>
           </w:tcPr>
           <w:p>
-            <w:r/>
             <w:r>
-              <w:rPr>
-                <w:b w:val="0"/>
-                <w:sz w:val="18"/>
-              </w:rPr>
               <w:t>Good / Needs Repair / Removed</w:t>
             </w:r>
           </w:p>
@@ -3571,12 +2793,6 @@
           </w:tcPr>
           <w:p>
             <w:r/>
-            <w:r>
-              <w:rPr>
-                <w:b w:val="0"/>
-                <w:sz w:val="18"/>
-              </w:rPr>
-            </w:r>
           </w:p>
         </w:tc>
         <w:tc>
@@ -3586,12 +2802,6 @@
           </w:tcPr>
           <w:p>
             <w:r/>
-            <w:r>
-              <w:rPr>
-                <w:b w:val="0"/>
-                <w:sz w:val="18"/>
-              </w:rPr>
-            </w:r>
           </w:p>
         </w:tc>
       </w:tr>
@@ -3603,12 +2813,6 @@
           </w:tcPr>
           <w:p>
             <w:r/>
-            <w:r>
-              <w:rPr>
-                <w:b w:val="0"/>
-                <w:sz w:val="18"/>
-              </w:rPr>
-            </w:r>
           </w:p>
         </w:tc>
         <w:tc>
@@ -3618,12 +2822,6 @@
           </w:tcPr>
           <w:p>
             <w:r/>
-            <w:r>
-              <w:rPr>
-                <w:b w:val="0"/>
-                <w:sz w:val="18"/>
-              </w:rPr>
-            </w:r>
           </w:p>
         </w:tc>
         <w:tc>
@@ -3632,12 +2830,7 @@
             <w:vAlign w:val="top"/>
           </w:tcPr>
           <w:p>
-            <w:r/>
             <w:r>
-              <w:rPr>
-                <w:b w:val="0"/>
-                <w:sz w:val="18"/>
-              </w:rPr>
               <w:t>Good / Needs Repair / Removed</w:t>
             </w:r>
           </w:p>
@@ -3649,12 +2842,6 @@
           </w:tcPr>
           <w:p>
             <w:r/>
-            <w:r>
-              <w:rPr>
-                <w:b w:val="0"/>
-                <w:sz w:val="18"/>
-              </w:rPr>
-            </w:r>
           </w:p>
         </w:tc>
         <w:tc>
@@ -3664,12 +2851,6 @@
           </w:tcPr>
           <w:p>
             <w:r/>
-            <w:r>
-              <w:rPr>
-                <w:b w:val="0"/>
-                <w:sz w:val="18"/>
-              </w:rPr>
-            </w:r>
           </w:p>
         </w:tc>
       </w:tr>
@@ -3681,12 +2862,6 @@
           </w:tcPr>
           <w:p>
             <w:r/>
-            <w:r>
-              <w:rPr>
-                <w:b w:val="0"/>
-                <w:sz w:val="18"/>
-              </w:rPr>
-            </w:r>
           </w:p>
         </w:tc>
         <w:tc>
@@ -3696,12 +2871,6 @@
           </w:tcPr>
           <w:p>
             <w:r/>
-            <w:r>
-              <w:rPr>
-                <w:b w:val="0"/>
-                <w:sz w:val="18"/>
-              </w:rPr>
-            </w:r>
           </w:p>
         </w:tc>
         <w:tc>
@@ -3710,12 +2879,7 @@
             <w:vAlign w:val="top"/>
           </w:tcPr>
           <w:p>
-            <w:r/>
             <w:r>
-              <w:rPr>
-                <w:b w:val="0"/>
-                <w:sz w:val="18"/>
-              </w:rPr>
               <w:t>Good / Needs Repair / Removed</w:t>
             </w:r>
           </w:p>
@@ -3727,12 +2891,6 @@
           </w:tcPr>
           <w:p>
             <w:r/>
-            <w:r>
-              <w:rPr>
-                <w:b w:val="0"/>
-                <w:sz w:val="18"/>
-              </w:rPr>
-            </w:r>
           </w:p>
         </w:tc>
         <w:tc>
@@ -3742,12 +2900,6 @@
           </w:tcPr>
           <w:p>
             <w:r/>
-            <w:r>
-              <w:rPr>
-                <w:b w:val="0"/>
-                <w:sz w:val="18"/>
-              </w:rPr>
-            </w:r>
           </w:p>
         </w:tc>
       </w:tr>
@@ -3759,12 +2911,6 @@
           </w:tcPr>
           <w:p>
             <w:r/>
-            <w:r>
-              <w:rPr>
-                <w:b w:val="0"/>
-                <w:sz w:val="18"/>
-              </w:rPr>
-            </w:r>
           </w:p>
         </w:tc>
         <w:tc>
@@ -3774,12 +2920,6 @@
           </w:tcPr>
           <w:p>
             <w:r/>
-            <w:r>
-              <w:rPr>
-                <w:b w:val="0"/>
-                <w:sz w:val="18"/>
-              </w:rPr>
-            </w:r>
           </w:p>
         </w:tc>
         <w:tc>
@@ -3788,12 +2928,7 @@
             <w:vAlign w:val="top"/>
           </w:tcPr>
           <w:p>
-            <w:r/>
             <w:r>
-              <w:rPr>
-                <w:b w:val="0"/>
-                <w:sz w:val="18"/>
-              </w:rPr>
               <w:t>Good / Needs Repair / Removed</w:t>
             </w:r>
           </w:p>
@@ -3805,12 +2940,6 @@
           </w:tcPr>
           <w:p>
             <w:r/>
-            <w:r>
-              <w:rPr>
-                <w:b w:val="0"/>
-                <w:sz w:val="18"/>
-              </w:rPr>
-            </w:r>
           </w:p>
         </w:tc>
         <w:tc>
@@ -3820,12 +2949,6 @@
           </w:tcPr>
           <w:p>
             <w:r/>
-            <w:r>
-              <w:rPr>
-                <w:b w:val="0"/>
-                <w:sz w:val="18"/>
-              </w:rPr>
-            </w:r>
           </w:p>
         </w:tc>
       </w:tr>
@@ -3837,12 +2960,6 @@
           </w:tcPr>
           <w:p>
             <w:r/>
-            <w:r>
-              <w:rPr>
-                <w:b w:val="0"/>
-                <w:sz w:val="18"/>
-              </w:rPr>
-            </w:r>
           </w:p>
         </w:tc>
         <w:tc>
@@ -3852,12 +2969,6 @@
           </w:tcPr>
           <w:p>
             <w:r/>
-            <w:r>
-              <w:rPr>
-                <w:b w:val="0"/>
-                <w:sz w:val="18"/>
-              </w:rPr>
-            </w:r>
           </w:p>
         </w:tc>
         <w:tc>
@@ -3866,12 +2977,7 @@
             <w:vAlign w:val="top"/>
           </w:tcPr>
           <w:p>
-            <w:r/>
             <w:r>
-              <w:rPr>
-                <w:b w:val="0"/>
-                <w:sz w:val="18"/>
-              </w:rPr>
               <w:t>Good / Needs Repair / Removed</w:t>
             </w:r>
           </w:p>
@@ -3883,12 +2989,6 @@
           </w:tcPr>
           <w:p>
             <w:r/>
-            <w:r>
-              <w:rPr>
-                <w:b w:val="0"/>
-                <w:sz w:val="18"/>
-              </w:rPr>
-            </w:r>
           </w:p>
         </w:tc>
         <w:tc>
@@ -3898,12 +2998,6 @@
           </w:tcPr>
           <w:p>
             <w:r/>
-            <w:r>
-              <w:rPr>
-                <w:b w:val="0"/>
-                <w:sz w:val="18"/>
-              </w:rPr>
-            </w:r>
           </w:p>
         </w:tc>
       </w:tr>
@@ -4024,7 +3118,7 @@
         <w:spacing w:after="80" w:line="252" w:lineRule="auto"/>
       </w:pPr>
       <w:r>
-        <w:t>[Teacher Name]</w:t>
+        <w:t>Teacher Name</w:t>
       </w:r>
     </w:p>
     <w:p>
@@ -4057,12 +3151,7 @@
             <w:vAlign w:val="center"/>
           </w:tcPr>
           <w:p>
-            <w:r/>
             <w:r>
-              <w:rPr>
-                <w:b/>
-                <w:sz w:val="18"/>
-              </w:rPr>
               <w:t>Item</w:t>
             </w:r>
           </w:p>
@@ -4074,12 +3163,7 @@
             <w:vAlign w:val="center"/>
           </w:tcPr>
           <w:p>
-            <w:r/>
             <w:r>
-              <w:rPr>
-                <w:b/>
-                <w:sz w:val="18"/>
-              </w:rPr>
               <w:t>Location / Status</w:t>
             </w:r>
           </w:p>
@@ -4091,12 +3175,7 @@
             <w:vAlign w:val="center"/>
           </w:tcPr>
           <w:p>
-            <w:r/>
             <w:r>
-              <w:rPr>
-                <w:b/>
-                <w:sz w:val="18"/>
-              </w:rPr>
               <w:t>Checked By</w:t>
             </w:r>
           </w:p>
@@ -4108,12 +3187,7 @@
             <w:vAlign w:val="center"/>
           </w:tcPr>
           <w:p>
-            <w:r/>
             <w:r>
-              <w:rPr>
-                <w:b/>
-                <w:sz w:val="18"/>
-              </w:rPr>
               <w:t>Date</w:t>
             </w:r>
           </w:p>
@@ -4126,12 +3200,7 @@
             <w:vAlign w:val="top"/>
           </w:tcPr>
           <w:p>
-            <w:r/>
             <w:r>
-              <w:rPr>
-                <w:b w:val="0"/>
-                <w:sz w:val="18"/>
-              </w:rPr>
               <w:t>First aid kit</w:t>
             </w:r>
           </w:p>
@@ -4143,12 +3212,6 @@
           </w:tcPr>
           <w:p>
             <w:r/>
-            <w:r>
-              <w:rPr>
-                <w:b w:val="0"/>
-                <w:sz w:val="18"/>
-              </w:rPr>
-            </w:r>
           </w:p>
         </w:tc>
         <w:tc>
@@ -4158,12 +3221,6 @@
           </w:tcPr>
           <w:p>
             <w:r/>
-            <w:r>
-              <w:rPr>
-                <w:b w:val="0"/>
-                <w:sz w:val="18"/>
-              </w:rPr>
-            </w:r>
           </w:p>
         </w:tc>
         <w:tc>
@@ -4173,12 +3230,6 @@
           </w:tcPr>
           <w:p>
             <w:r/>
-            <w:r>
-              <w:rPr>
-                <w:b w:val="0"/>
-                <w:sz w:val="18"/>
-              </w:rPr>
-            </w:r>
           </w:p>
         </w:tc>
       </w:tr>
@@ -4189,12 +3240,7 @@
             <w:vAlign w:val="top"/>
           </w:tcPr>
           <w:p>
-            <w:r/>
             <w:r>
-              <w:rPr>
-                <w:b w:val="0"/>
-                <w:sz w:val="18"/>
-              </w:rPr>
               <w:t>Emergency contact procedure</w:t>
             </w:r>
           </w:p>
@@ -4206,12 +3252,6 @@
           </w:tcPr>
           <w:p>
             <w:r/>
-            <w:r>
-              <w:rPr>
-                <w:b w:val="0"/>
-                <w:sz w:val="18"/>
-              </w:rPr>
-            </w:r>
           </w:p>
         </w:tc>
         <w:tc>
@@ -4221,12 +3261,6 @@
           </w:tcPr>
           <w:p>
             <w:r/>
-            <w:r>
-              <w:rPr>
-                <w:b w:val="0"/>
-                <w:sz w:val="18"/>
-              </w:rPr>
-            </w:r>
           </w:p>
         </w:tc>
         <w:tc>
@@ -4236,12 +3270,6 @@
           </w:tcPr>
           <w:p>
             <w:r/>
-            <w:r>
-              <w:rPr>
-                <w:b w:val="0"/>
-                <w:sz w:val="18"/>
-              </w:rPr>
-            </w:r>
           </w:p>
         </w:tc>
       </w:tr>
@@ -4252,12 +3280,7 @@
             <w:vAlign w:val="top"/>
           </w:tcPr>
           <w:p>
-            <w:r/>
             <w:r>
-              <w:rPr>
-                <w:b w:val="0"/>
-                <w:sz w:val="18"/>
-              </w:rPr>
               <w:t>Fire exit route posted</w:t>
             </w:r>
           </w:p>
@@ -4269,12 +3292,6 @@
           </w:tcPr>
           <w:p>
             <w:r/>
-            <w:r>
-              <w:rPr>
-                <w:b w:val="0"/>
-                <w:sz w:val="18"/>
-              </w:rPr>
-            </w:r>
           </w:p>
         </w:tc>
         <w:tc>
@@ -4284,12 +3301,6 @@
           </w:tcPr>
           <w:p>
             <w:r/>
-            <w:r>
-              <w:rPr>
-                <w:b w:val="0"/>
-                <w:sz w:val="18"/>
-              </w:rPr>
-            </w:r>
           </w:p>
         </w:tc>
         <w:tc>
@@ -4299,12 +3310,6 @@
           </w:tcPr>
           <w:p>
             <w:r/>
-            <w:r>
-              <w:rPr>
-                <w:b w:val="0"/>
-                <w:sz w:val="18"/>
-              </w:rPr>
-            </w:r>
           </w:p>
         </w:tc>
       </w:tr>
@@ -4315,12 +3320,7 @@
             <w:vAlign w:val="top"/>
           </w:tcPr>
           <w:p>
-            <w:r/>
             <w:r>
-              <w:rPr>
-                <w:b w:val="0"/>
-                <w:sz w:val="18"/>
-              </w:rPr>
               <w:t>Eye wash / water access, if applicable</w:t>
             </w:r>
           </w:p>
@@ -4332,12 +3332,6 @@
           </w:tcPr>
           <w:p>
             <w:r/>
-            <w:r>
-              <w:rPr>
-                <w:b w:val="0"/>
-                <w:sz w:val="18"/>
-              </w:rPr>
-            </w:r>
           </w:p>
         </w:tc>
         <w:tc>
@@ -4347,12 +3341,6 @@
           </w:tcPr>
           <w:p>
             <w:r/>
-            <w:r>
-              <w:rPr>
-                <w:b w:val="0"/>
-                <w:sz w:val="18"/>
-              </w:rPr>
-            </w:r>
           </w:p>
         </w:tc>
         <w:tc>
@@ -4362,12 +3350,6 @@
           </w:tcPr>
           <w:p>
             <w:r/>
-            <w:r>
-              <w:rPr>
-                <w:b w:val="0"/>
-                <w:sz w:val="18"/>
-              </w:rPr>
-            </w:r>
           </w:p>
         </w:tc>
       </w:tr>
@@ -4378,12 +3360,7 @@
             <w:vAlign w:val="top"/>
           </w:tcPr>
           <w:p>
-            <w:r/>
             <w:r>
-              <w:rPr>
-                <w:b w:val="0"/>
-                <w:sz w:val="18"/>
-              </w:rPr>
               <w:t>Fire extinguisher location known</w:t>
             </w:r>
           </w:p>
@@ -4395,12 +3372,6 @@
           </w:tcPr>
           <w:p>
             <w:r/>
-            <w:r>
-              <w:rPr>
-                <w:b w:val="0"/>
-                <w:sz w:val="18"/>
-              </w:rPr>
-            </w:r>
           </w:p>
         </w:tc>
         <w:tc>
@@ -4410,12 +3381,6 @@
           </w:tcPr>
           <w:p>
             <w:r/>
-            <w:r>
-              <w:rPr>
-                <w:b w:val="0"/>
-                <w:sz w:val="18"/>
-              </w:rPr>
-            </w:r>
           </w:p>
         </w:tc>
         <w:tc>
@@ -4425,12 +3390,6 @@
           </w:tcPr>
           <w:p>
             <w:r/>
-            <w:r>
-              <w:rPr>
-                <w:b w:val="0"/>
-                <w:sz w:val="18"/>
-              </w:rPr>
-            </w:r>
           </w:p>
         </w:tc>
       </w:tr>
@@ -4441,12 +3400,7 @@
             <w:vAlign w:val="top"/>
           </w:tcPr>
           <w:p>
-            <w:r/>
             <w:r>
-              <w:rPr>
-                <w:b w:val="0"/>
-                <w:sz w:val="18"/>
-              </w:rPr>
               <w:t>PPE storage area</w:t>
             </w:r>
           </w:p>
@@ -4458,12 +3412,6 @@
           </w:tcPr>
           <w:p>
             <w:r/>
-            <w:r>
-              <w:rPr>
-                <w:b w:val="0"/>
-                <w:sz w:val="18"/>
-              </w:rPr>
-            </w:r>
           </w:p>
         </w:tc>
         <w:tc>
@@ -4473,12 +3421,6 @@
           </w:tcPr>
           <w:p>
             <w:r/>
-            <w:r>
-              <w:rPr>
-                <w:b w:val="0"/>
-                <w:sz w:val="18"/>
-              </w:rPr>
-            </w:r>
           </w:p>
         </w:tc>
         <w:tc>
@@ -4488,12 +3430,6 @@
           </w:tcPr>
           <w:p>
             <w:r/>
-            <w:r>
-              <w:rPr>
-                <w:b w:val="0"/>
-                <w:sz w:val="18"/>
-              </w:rPr>
-            </w:r>
           </w:p>
         </w:tc>
       </w:tr>
@@ -4504,12 +3440,7 @@
             <w:vAlign w:val="top"/>
           </w:tcPr>
           <w:p>
-            <w:r/>
             <w:r>
-              <w:rPr>
-                <w:b w:val="0"/>
-                <w:sz w:val="18"/>
-              </w:rPr>
               <w:t>Incident report forms available</w:t>
             </w:r>
           </w:p>
@@ -4521,12 +3452,6 @@
           </w:tcPr>
           <w:p>
             <w:r/>
-            <w:r>
-              <w:rPr>
-                <w:b w:val="0"/>
-                <w:sz w:val="18"/>
-              </w:rPr>
-            </w:r>
           </w:p>
         </w:tc>
         <w:tc>
@@ -4536,12 +3461,6 @@
           </w:tcPr>
           <w:p>
             <w:r/>
-            <w:r>
-              <w:rPr>
-                <w:b w:val="0"/>
-                <w:sz w:val="18"/>
-              </w:rPr>
-            </w:r>
           </w:p>
         </w:tc>
         <w:tc>
@@ -4551,12 +3470,6 @@
           </w:tcPr>
           <w:p>
             <w:r/>
-            <w:r>
-              <w:rPr>
-                <w:b w:val="0"/>
-                <w:sz w:val="18"/>
-              </w:rPr>
-            </w:r>
           </w:p>
         </w:tc>
       </w:tr>
@@ -4567,12 +3480,7 @@
             <w:vAlign w:val="top"/>
           </w:tcPr>
           <w:p>
-            <w:r/>
             <w:r>
-              <w:rPr>
-                <w:b w:val="0"/>
-                <w:sz w:val="18"/>
-              </w:rPr>
               <w:t>Damaged equipment isolation area</w:t>
             </w:r>
           </w:p>
@@ -4584,12 +3492,6 @@
           </w:tcPr>
           <w:p>
             <w:r/>
-            <w:r>
-              <w:rPr>
-                <w:b w:val="0"/>
-                <w:sz w:val="18"/>
-              </w:rPr>
-            </w:r>
           </w:p>
         </w:tc>
         <w:tc>
@@ -4599,12 +3501,6 @@
           </w:tcPr>
           <w:p>
             <w:r/>
-            <w:r>
-              <w:rPr>
-                <w:b w:val="0"/>
-                <w:sz w:val="18"/>
-              </w:rPr>
-            </w:r>
           </w:p>
         </w:tc>
         <w:tc>
@@ -4614,12 +3510,6 @@
           </w:tcPr>
           <w:p>
             <w:r/>
-            <w:r>
-              <w:rPr>
-                <w:b w:val="0"/>
-                <w:sz w:val="18"/>
-              </w:rPr>
-            </w:r>
           </w:p>
         </w:tc>
       </w:tr>
@@ -4630,12 +3520,7 @@
             <w:vAlign w:val="top"/>
           </w:tcPr>
           <w:p>
-            <w:r/>
             <w:r>
-              <w:rPr>
-                <w:b w:val="0"/>
-                <w:sz w:val="18"/>
-              </w:rPr>
               <w:t>Allergy / medical accommodation notes reviewed as permitted by school policy</w:t>
             </w:r>
           </w:p>
@@ -4647,12 +3532,6 @@
           </w:tcPr>
           <w:p>
             <w:r/>
-            <w:r>
-              <w:rPr>
-                <w:b w:val="0"/>
-                <w:sz w:val="18"/>
-              </w:rPr>
-            </w:r>
           </w:p>
         </w:tc>
         <w:tc>
@@ -4662,12 +3541,6 @@
           </w:tcPr>
           <w:p>
             <w:r/>
-            <w:r>
-              <w:rPr>
-                <w:b w:val="0"/>
-                <w:sz w:val="18"/>
-              </w:rPr>
-            </w:r>
           </w:p>
         </w:tc>
         <w:tc>
@@ -4677,12 +3550,6 @@
           </w:tcPr>
           <w:p>
             <w:r/>
-            <w:r>
-              <w:rPr>
-                <w:b w:val="0"/>
-                <w:sz w:val="18"/>
-              </w:rPr>
-            </w:r>
           </w:p>
         </w:tc>
       </w:tr>
@@ -4834,12 +3701,7 @@
             <w:vAlign w:val="center"/>
           </w:tcPr>
           <w:p>
-            <w:r/>
             <w:r>
-              <w:rPr>
-                <w:b/>
-                <w:sz w:val="18"/>
-              </w:rPr>
               <w:t>Unit</w:t>
             </w:r>
           </w:p>
@@ -4851,12 +3713,7 @@
             <w:vAlign w:val="center"/>
           </w:tcPr>
           <w:p>
-            <w:r/>
             <w:r>
-              <w:rPr>
-                <w:b/>
-                <w:sz w:val="18"/>
-              </w:rPr>
               <w:t>Safety Topics Delivered</w:t>
             </w:r>
           </w:p>
@@ -4868,12 +3725,7 @@
             <w:vAlign w:val="center"/>
           </w:tcPr>
           <w:p>
-            <w:r/>
             <w:r>
-              <w:rPr>
-                <w:b/>
-                <w:sz w:val="18"/>
-              </w:rPr>
               <w:t>Evidence Location</w:t>
             </w:r>
           </w:p>
@@ -4885,12 +3737,7 @@
             <w:vAlign w:val="center"/>
           </w:tcPr>
           <w:p>
-            <w:r/>
             <w:r>
-              <w:rPr>
-                <w:b/>
-                <w:sz w:val="18"/>
-              </w:rPr>
               <w:t>Teacher Initials / Date</w:t>
             </w:r>
           </w:p>
@@ -4903,12 +3750,7 @@
             <w:vAlign w:val="top"/>
           </w:tcPr>
           <w:p>
-            <w:r/>
             <w:r>
-              <w:rPr>
-                <w:b w:val="0"/>
-                <w:sz w:val="18"/>
-              </w:rPr>
               <w:t>Unit 1 Safety, Tools, AI Literacy &amp; Design Process</w:t>
             </w:r>
           </w:p>
@@ -4920,12 +3762,6 @@
           </w:tcPr>
           <w:p>
             <w:r/>
-            <w:r>
-              <w:rPr>
-                <w:b w:val="0"/>
-                <w:sz w:val="18"/>
-              </w:rPr>
-            </w:r>
           </w:p>
         </w:tc>
         <w:tc>
@@ -4935,12 +3771,6 @@
           </w:tcPr>
           <w:p>
             <w:r/>
-            <w:r>
-              <w:rPr>
-                <w:b w:val="0"/>
-                <w:sz w:val="18"/>
-              </w:rPr>
-            </w:r>
           </w:p>
         </w:tc>
         <w:tc>
@@ -4950,12 +3780,6 @@
           </w:tcPr>
           <w:p>
             <w:r/>
-            <w:r>
-              <w:rPr>
-                <w:b w:val="0"/>
-                <w:sz w:val="18"/>
-              </w:rPr>
-            </w:r>
           </w:p>
         </w:tc>
       </w:tr>
@@ -4966,12 +3790,7 @@
             <w:vAlign w:val="top"/>
           </w:tcPr>
           <w:p>
-            <w:r/>
             <w:r>
-              <w:rPr>
-                <w:b w:val="0"/>
-                <w:sz w:val="18"/>
-              </w:rPr>
               <w:t>Unit 2 Measurement, Materials &amp; Quality Control</w:t>
             </w:r>
           </w:p>
@@ -4983,12 +3802,6 @@
           </w:tcPr>
           <w:p>
             <w:r/>
-            <w:r>
-              <w:rPr>
-                <w:b w:val="0"/>
-                <w:sz w:val="18"/>
-              </w:rPr>
-            </w:r>
           </w:p>
         </w:tc>
         <w:tc>
@@ -4998,12 +3811,6 @@
           </w:tcPr>
           <w:p>
             <w:r/>
-            <w:r>
-              <w:rPr>
-                <w:b w:val="0"/>
-                <w:sz w:val="18"/>
-              </w:rPr>
-            </w:r>
           </w:p>
         </w:tc>
         <w:tc>
@@ -5013,12 +3820,6 @@
           </w:tcPr>
           <w:p>
             <w:r/>
-            <w:r>
-              <w:rPr>
-                <w:b w:val="0"/>
-                <w:sz w:val="18"/>
-              </w:rPr>
-            </w:r>
           </w:p>
         </w:tc>
       </w:tr>
@@ -5029,12 +3830,7 @@
             <w:vAlign w:val="top"/>
           </w:tcPr>
           <w:p>
-            <w:r/>
             <w:r>
-              <w:rPr>
-                <w:b w:val="0"/>
-                <w:sz w:val="18"/>
-              </w:rPr>
               <w:t>Unit 3 CAD, 3D Design &amp; Rapid Prototyping</w:t>
             </w:r>
           </w:p>
@@ -5046,12 +3842,6 @@
           </w:tcPr>
           <w:p>
             <w:r/>
-            <w:r>
-              <w:rPr>
-                <w:b w:val="0"/>
-                <w:sz w:val="18"/>
-              </w:rPr>
-            </w:r>
           </w:p>
         </w:tc>
         <w:tc>
@@ -5061,12 +3851,6 @@
           </w:tcPr>
           <w:p>
             <w:r/>
-            <w:r>
-              <w:rPr>
-                <w:b w:val="0"/>
-                <w:sz w:val="18"/>
-              </w:rPr>
-            </w:r>
           </w:p>
         </w:tc>
         <w:tc>
@@ -5076,12 +3860,6 @@
           </w:tcPr>
           <w:p>
             <w:r/>
-            <w:r>
-              <w:rPr>
-                <w:b w:val="0"/>
-                <w:sz w:val="18"/>
-              </w:rPr>
-            </w:r>
           </w:p>
         </w:tc>
       </w:tr>
@@ -5092,12 +3870,7 @@
             <w:vAlign w:val="top"/>
           </w:tcPr>
           <w:p>
-            <w:r/>
             <w:r>
-              <w:rPr>
-                <w:b w:val="0"/>
-                <w:sz w:val="18"/>
-              </w:rPr>
               <w:t>Unit 4 Smart Device / Automation Mini Project</w:t>
             </w:r>
           </w:p>
@@ -5109,12 +3882,6 @@
           </w:tcPr>
           <w:p>
             <w:r/>
-            <w:r>
-              <w:rPr>
-                <w:b w:val="0"/>
-                <w:sz w:val="18"/>
-              </w:rPr>
-            </w:r>
           </w:p>
         </w:tc>
         <w:tc>
@@ -5124,12 +3891,6 @@
           </w:tcPr>
           <w:p>
             <w:r/>
-            <w:r>
-              <w:rPr>
-                <w:b w:val="0"/>
-                <w:sz w:val="18"/>
-              </w:rPr>
-            </w:r>
           </w:p>
         </w:tc>
         <w:tc>
@@ -5139,12 +3900,6 @@
           </w:tcPr>
           <w:p>
             <w:r/>
-            <w:r>
-              <w:rPr>
-                <w:b w:val="0"/>
-                <w:sz w:val="18"/>
-              </w:rPr>
-            </w:r>
           </w:p>
         </w:tc>
       </w:tr>
@@ -5155,12 +3910,7 @@
             <w:vAlign w:val="top"/>
           </w:tcPr>
           <w:p>
-            <w:r/>
             <w:r>
-              <w:rPr>
-                <w:b w:val="0"/>
-                <w:sz w:val="18"/>
-              </w:rPr>
               <w:t>Unit 5 Sustainability &amp; Skilled Trades Career Pathways</w:t>
             </w:r>
           </w:p>
@@ -5172,12 +3922,6 @@
           </w:tcPr>
           <w:p>
             <w:r/>
-            <w:r>
-              <w:rPr>
-                <w:b w:val="0"/>
-                <w:sz w:val="18"/>
-              </w:rPr>
-            </w:r>
           </w:p>
         </w:tc>
         <w:tc>
@@ -5187,12 +3931,6 @@
           </w:tcPr>
           <w:p>
             <w:r/>
-            <w:r>
-              <w:rPr>
-                <w:b w:val="0"/>
-                <w:sz w:val="18"/>
-              </w:rPr>
-            </w:r>
           </w:p>
         </w:tc>
         <w:tc>
@@ -5202,12 +3940,6 @@
           </w:tcPr>
           <w:p>
             <w:r/>
-            <w:r>
-              <w:rPr>
-                <w:b w:val="0"/>
-                <w:sz w:val="18"/>
-              </w:rPr>
-            </w:r>
           </w:p>
         </w:tc>
       </w:tr>
@@ -5218,12 +3950,7 @@
             <w:vAlign w:val="top"/>
           </w:tcPr>
           <w:p>
-            <w:r/>
             <w:r>
-              <w:rPr>
-                <w:b w:val="0"/>
-                <w:sz w:val="18"/>
-              </w:rPr>
               <w:t>Unit 6 Capstone AI-Assisted Design Challenge</w:t>
             </w:r>
           </w:p>
@@ -5235,12 +3962,6 @@
           </w:tcPr>
           <w:p>
             <w:r/>
-            <w:r>
-              <w:rPr>
-                <w:b w:val="0"/>
-                <w:sz w:val="18"/>
-              </w:rPr>
-            </w:r>
           </w:p>
         </w:tc>
         <w:tc>
@@ -5250,12 +3971,6 @@
           </w:tcPr>
           <w:p>
             <w:r/>
-            <w:r>
-              <w:rPr>
-                <w:b w:val="0"/>
-                <w:sz w:val="18"/>
-              </w:rPr>
-            </w:r>
           </w:p>
         </w:tc>
         <w:tc>
@@ -5265,12 +3980,6 @@
           </w:tcPr>
           <w:p>
             <w:r/>
-            <w:r>
-              <w:rPr>
-                <w:b w:val="0"/>
-                <w:sz w:val="18"/>
-              </w:rPr>
-            </w:r>
           </w:p>
         </w:tc>
       </w:tr>
@@ -5305,12 +4014,7 @@
             <w:vAlign w:val="center"/>
           </w:tcPr>
           <w:p>
-            <w:r/>
             <w:r>
-              <w:rPr>
-                <w:b/>
-                <w:sz w:val="18"/>
-              </w:rPr>
               <w:t>Date</w:t>
             </w:r>
           </w:p>
@@ -5322,12 +4026,7 @@
             <w:vAlign w:val="center"/>
           </w:tcPr>
           <w:p>
-            <w:r/>
             <w:r>
-              <w:rPr>
-                <w:b/>
-                <w:sz w:val="18"/>
-              </w:rPr>
               <w:t>Revision</w:t>
             </w:r>
           </w:p>
@@ -5339,12 +4038,7 @@
             <w:vAlign w:val="center"/>
           </w:tcPr>
           <w:p>
-            <w:r/>
             <w:r>
-              <w:rPr>
-                <w:b/>
-                <w:sz w:val="18"/>
-              </w:rPr>
               <w:t>Prepared By</w:t>
             </w:r>
           </w:p>
@@ -5356,12 +4050,7 @@
             <w:vAlign w:val="center"/>
           </w:tcPr>
           <w:p>
-            <w:r/>
             <w:r>
-              <w:rPr>
-                <w:b/>
-                <w:sz w:val="18"/>
-              </w:rPr>
               <w:t>Approved By</w:t>
             </w:r>
           </w:p>
@@ -5374,13 +4063,8 @@
             <w:vAlign w:val="top"/>
           </w:tcPr>
           <w:p>
-            <w:r/>
             <w:r>
-              <w:rPr>
-                <w:b w:val="0"/>
-                <w:sz w:val="18"/>
-              </w:rPr>
-              <w:t>[Insert Date]</w:t>
+              <w:t>Insert Date</w:t>
             </w:r>
           </w:p>
         </w:tc>
@@ -5390,12 +4074,7 @@
             <w:vAlign w:val="top"/>
           </w:tcPr>
           <w:p>
-            <w:r/>
             <w:r>
-              <w:rPr>
-                <w:b w:val="0"/>
-                <w:sz w:val="18"/>
-              </w:rPr>
               <w:t>Initial TAS2O safety package prepared.</w:t>
             </w:r>
           </w:p>
@@ -5406,13 +4085,8 @@
             <w:vAlign w:val="top"/>
           </w:tcPr>
           <w:p>
-            <w:r/>
             <w:r>
-              <w:rPr>
-                <w:b w:val="0"/>
-                <w:sz w:val="18"/>
-              </w:rPr>
-              <w:t>[Insert Name]</w:t>
+              <w:t>Insert Name</w:t>
             </w:r>
           </w:p>
         </w:tc>
@@ -5422,13 +4096,8 @@
             <w:vAlign w:val="top"/>
           </w:tcPr>
           <w:p>
-            <w:r/>
             <w:r>
-              <w:rPr>
-                <w:b w:val="0"/>
-                <w:sz w:val="18"/>
-              </w:rPr>
-              <w:t>[Insert Name]</w:t>
+              <w:t>Insert Name</w:t>
             </w:r>
           </w:p>
         </w:tc>
@@ -5441,12 +4110,6 @@
           </w:tcPr>
           <w:p>
             <w:r/>
-            <w:r>
-              <w:rPr>
-                <w:b w:val="0"/>
-                <w:sz w:val="18"/>
-              </w:rPr>
-            </w:r>
           </w:p>
         </w:tc>
         <w:tc>
@@ -5456,12 +4119,6 @@
           </w:tcPr>
           <w:p>
             <w:r/>
-            <w:r>
-              <w:rPr>
-                <w:b w:val="0"/>
-                <w:sz w:val="18"/>
-              </w:rPr>
-            </w:r>
           </w:p>
         </w:tc>
         <w:tc>
@@ -5471,12 +4128,6 @@
           </w:tcPr>
           <w:p>
             <w:r/>
-            <w:r>
-              <w:rPr>
-                <w:b w:val="0"/>
-                <w:sz w:val="18"/>
-              </w:rPr>
-            </w:r>
           </w:p>
         </w:tc>
         <w:tc>
@@ -5486,12 +4137,6 @@
           </w:tcPr>
           <w:p>
             <w:r/>
-            <w:r>
-              <w:rPr>
-                <w:b w:val="0"/>
-                <w:sz w:val="18"/>
-              </w:rPr>
-            </w:r>
           </w:p>
         </w:tc>
       </w:tr>
@@ -5503,12 +4148,6 @@
           </w:tcPr>
           <w:p>
             <w:r/>
-            <w:r>
-              <w:rPr>
-                <w:b w:val="0"/>
-                <w:sz w:val="18"/>
-              </w:rPr>
-            </w:r>
           </w:p>
         </w:tc>
         <w:tc>
@@ -5518,12 +4157,6 @@
           </w:tcPr>
           <w:p>
             <w:r/>
-            <w:r>
-              <w:rPr>
-                <w:b w:val="0"/>
-                <w:sz w:val="18"/>
-              </w:rPr>
-            </w:r>
           </w:p>
         </w:tc>
         <w:tc>
@@ -5533,12 +4166,6 @@
           </w:tcPr>
           <w:p>
             <w:r/>
-            <w:r>
-              <w:rPr>
-                <w:b w:val="0"/>
-                <w:sz w:val="18"/>
-              </w:rPr>
-            </w:r>
           </w:p>
         </w:tc>
         <w:tc>
@@ -5548,12 +4175,6 @@
           </w:tcPr>
           <w:p>
             <w:r/>
-            <w:r>
-              <w:rPr>
-                <w:b w:val="0"/>
-                <w:sz w:val="18"/>
-              </w:rPr>
-            </w:r>
           </w:p>
         </w:tc>
       </w:tr>

--- a/03_Safety_AI_and_Practical_Controls/TAS2O_Safety_Package_AI_Enhanced.docx
+++ b/03_Safety_AI_and_Practical_Controls/TAS2O_Safety_Package_AI_Enhanced.docx
@@ -4179,6 +4179,348 @@
         </w:tc>
       </w:tr>
     </w:tbl>
+    <w:p>
+      <w:r>
+        <w:t>14. A4 Health and Safety Strand Implementation</w:t>
+      </w:r>
+    </w:p>
+    <w:p>
+      <w:r>
+        <w:t>A4.1 Legal and role responsibilities: Teach workplace health and safety responsibilities before any practical work. Students should know who is responsible for supervision, safe behaviour, incident reporting, and stopping unsafe work.</w:t>
+      </w:r>
+    </w:p>
+    <w:p>
+      <w:r>
+        <w:t>A4.2 Hazard identification: Run a hazard walk before hands-on work. Record observed hazards in the observation record, note the risk level, and correct or isolate the hazard before students proceed.</w:t>
+      </w:r>
+    </w:p>
+    <w:p>
+      <w:r>
+        <w:t>A4.3 Tool and PPE use: Provide a tool safety briefing before each practical activity. State the required PPE, demonstrate safe use, and require student acknowledgement before independent or semi-independent work.</w:t>
+      </w:r>
+    </w:p>
+    <w:p>
+      <w:r>
+        <w:t>A4.4 Safe and healthy work practices: Teach pacing, posture, rest, ventilation, and safe room habits. Include brief checks for fatigue, clutter, and safe workstation setup during project work.</w:t>
+      </w:r>
+    </w:p>
+    <w:p>
+      <w:r>
+        <w:t>A4.5 Hazardous materials and storage: Review WHMIS/SDS expectations for adhesives, batteries, cleaners, and any other restricted material. Keep materials labeled, stored safely, and disposed of according to school procedure.</w:t>
+      </w:r>
+    </w:p>
+    <w:p>
+      <w:r>
+        <w:t>A4.6 Safety mindset: Use observation and conversation records to document whether students demonstrate safe habits, ask for help appropriately, stop when needed, and explain the reason for a safety decision.</w:t>
+      </w:r>
+    </w:p>
+    <w:tbl>
+      <w:tblPr>
+        <w:tblStyle w:val="TableGrid"/>
+        <w:tblW w:type="auto" w:w="0"/>
+        <w:tblLook w:firstColumn="1" w:firstRow="1" w:lastColumn="0" w:lastRow="0" w:noHBand="0" w:noVBand="1" w:val="04A0"/>
+      </w:tblPr>
+      <w:tblGrid>
+        <w:gridCol w:w="2556"/>
+        <w:gridCol w:w="2556"/>
+        <w:gridCol w:w="2556"/>
+        <w:gridCol w:w="2556"/>
+      </w:tblGrid>
+      <w:tr>
+        <w:tc>
+          <w:tcPr>
+            <w:tcW w:type="dxa" w:w="2556"/>
+          </w:tcPr>
+          <w:p>
+            <w:r>
+              <w:t>A4 Expectation</w:t>
+            </w:r>
+          </w:p>
+        </w:tc>
+        <w:tc>
+          <w:tcPr>
+            <w:tcW w:type="dxa" w:w="2556"/>
+          </w:tcPr>
+          <w:p>
+            <w:r>
+              <w:t>How it is taught</w:t>
+            </w:r>
+          </w:p>
+        </w:tc>
+        <w:tc>
+          <w:tcPr>
+            <w:tcW w:type="dxa" w:w="2556"/>
+          </w:tcPr>
+          <w:p>
+            <w:r>
+              <w:t>What evidence to file</w:t>
+            </w:r>
+          </w:p>
+        </w:tc>
+        <w:tc>
+          <w:tcPr>
+            <w:tcW w:type="dxa" w:w="2556"/>
+          </w:tcPr>
+          <w:p>
+            <w:r>
+              <w:t>Primary file</w:t>
+            </w:r>
+          </w:p>
+        </w:tc>
+      </w:tr>
+      <w:tr>
+        <w:tc>
+          <w:tcPr>
+            <w:tcW w:type="dxa" w:w="2556"/>
+          </w:tcPr>
+          <w:p>
+            <w:r>
+              <w:t>A4.1</w:t>
+            </w:r>
+          </w:p>
+        </w:tc>
+        <w:tc>
+          <w:tcPr>
+            <w:tcW w:type="dxa" w:w="2556"/>
+          </w:tcPr>
+          <w:p>
+            <w:r>
+              <w:t>Mini lesson on legal responsibilities and classroom roles</w:t>
+            </w:r>
+          </w:p>
+        </w:tc>
+        <w:tc>
+          <w:tcPr>
+            <w:tcW w:type="dxa" w:w="2556"/>
+          </w:tcPr>
+          <w:p>
+            <w:r>
+              <w:t>Teacher notes, lesson log</w:t>
+            </w:r>
+          </w:p>
+        </w:tc>
+        <w:tc>
+          <w:tcPr>
+            <w:tcW w:type="dxa" w:w="2556"/>
+          </w:tcPr>
+          <w:p>
+            <w:r>
+              <w:t>TAS2O_Teacher_Daily_Lesson_Log_AI_Enhanced.docx</w:t>
+            </w:r>
+          </w:p>
+        </w:tc>
+      </w:tr>
+      <w:tr>
+        <w:tc>
+          <w:tcPr>
+            <w:tcW w:type="dxa" w:w="2556"/>
+          </w:tcPr>
+          <w:p>
+            <w:r>
+              <w:t>A4.2</w:t>
+            </w:r>
+          </w:p>
+        </w:tc>
+        <w:tc>
+          <w:tcPr>
+            <w:tcW w:type="dxa" w:w="2556"/>
+          </w:tcPr>
+          <w:p>
+            <w:r>
+              <w:t>Hazard walk and hazard log before practical work</w:t>
+            </w:r>
+          </w:p>
+        </w:tc>
+        <w:tc>
+          <w:tcPr>
+            <w:tcW w:type="dxa" w:w="2556"/>
+          </w:tcPr>
+          <w:p>
+            <w:r>
+              <w:t>Observation record, hazard notes</w:t>
+            </w:r>
+          </w:p>
+        </w:tc>
+        <w:tc>
+          <w:tcPr>
+            <w:tcW w:type="dxa" w:w="2556"/>
+          </w:tcPr>
+          <w:p>
+            <w:r>
+              <w:t>TAS2O_Observation_Record_Form.docx</w:t>
+            </w:r>
+          </w:p>
+        </w:tc>
+      </w:tr>
+      <w:tr>
+        <w:tc>
+          <w:tcPr>
+            <w:tcW w:type="dxa" w:w="2556"/>
+          </w:tcPr>
+          <w:p>
+            <w:r>
+              <w:t>A4.3</w:t>
+            </w:r>
+          </w:p>
+        </w:tc>
+        <w:tc>
+          <w:tcPr>
+            <w:tcW w:type="dxa" w:w="2556"/>
+          </w:tcPr>
+          <w:p>
+            <w:r>
+              <w:t>Tool/PPE briefing and sign-off before each activity</w:t>
+            </w:r>
+          </w:p>
+        </w:tc>
+        <w:tc>
+          <w:tcPr>
+            <w:tcW w:type="dxa" w:w="2556"/>
+          </w:tcPr>
+          <w:p>
+            <w:r>
+              <w:t>Safety checklist, sign-off, student acknowledgement</w:t>
+            </w:r>
+          </w:p>
+        </w:tc>
+        <w:tc>
+          <w:tcPr>
+            <w:tcW w:type="dxa" w:w="2556"/>
+          </w:tcPr>
+          <w:p>
+            <w:r>
+              <w:t>TAS2O_Safety_Package_AI_Enhanced.docx</w:t>
+            </w:r>
+          </w:p>
+        </w:tc>
+      </w:tr>
+      <w:tr>
+        <w:tc>
+          <w:tcPr>
+            <w:tcW w:type="dxa" w:w="2556"/>
+          </w:tcPr>
+          <w:p>
+            <w:r>
+              <w:t>A4.4</w:t>
+            </w:r>
+          </w:p>
+        </w:tc>
+        <w:tc>
+          <w:tcPr>
+            <w:tcW w:type="dxa" w:w="2556"/>
+          </w:tcPr>
+          <w:p>
+            <w:r>
+              <w:t>Safe work habits, pacing, posture, ventilation, and room setup</w:t>
+            </w:r>
+          </w:p>
+        </w:tc>
+        <w:tc>
+          <w:tcPr>
+            <w:tcW w:type="dxa" w:w="2556"/>
+          </w:tcPr>
+          <w:p>
+            <w:r>
+              <w:t>Observation and teacher feedback</w:t>
+            </w:r>
+          </w:p>
+        </w:tc>
+        <w:tc>
+          <w:tcPr>
+            <w:tcW w:type="dxa" w:w="2556"/>
+          </w:tcPr>
+          <w:p>
+            <w:r>
+              <w:t>TAS2O_Observation_Record_Form.docx</w:t>
+            </w:r>
+          </w:p>
+        </w:tc>
+      </w:tr>
+      <w:tr>
+        <w:tc>
+          <w:tcPr>
+            <w:tcW w:type="dxa" w:w="2556"/>
+          </w:tcPr>
+          <w:p>
+            <w:r>
+              <w:t>A4.5</w:t>
+            </w:r>
+          </w:p>
+        </w:tc>
+        <w:tc>
+          <w:tcPr>
+            <w:tcW w:type="dxa" w:w="2556"/>
+          </w:tcPr>
+          <w:p>
+            <w:r>
+              <w:t>WHMIS/SDS and safe storage/disposal discussion</w:t>
+            </w:r>
+          </w:p>
+        </w:tc>
+        <w:tc>
+          <w:tcPr>
+            <w:tcW w:type="dxa" w:w="2556"/>
+          </w:tcPr>
+          <w:p>
+            <w:r>
+              <w:t>Safety package, lesson log, inventory notes</w:t>
+            </w:r>
+          </w:p>
+        </w:tc>
+        <w:tc>
+          <w:tcPr>
+            <w:tcW w:type="dxa" w:w="2556"/>
+          </w:tcPr>
+          <w:p>
+            <w:r>
+              <w:t>TAS2O_Safety_Package_AI_Enhanced.docx</w:t>
+            </w:r>
+          </w:p>
+        </w:tc>
+      </w:tr>
+      <w:tr>
+        <w:tc>
+          <w:tcPr>
+            <w:tcW w:type="dxa" w:w="2556"/>
+          </w:tcPr>
+          <w:p>
+            <w:r>
+              <w:t>A4.6</w:t>
+            </w:r>
+          </w:p>
+        </w:tc>
+        <w:tc>
+          <w:tcPr>
+            <w:tcW w:type="dxa" w:w="2556"/>
+          </w:tcPr>
+          <w:p>
+            <w:r>
+              <w:t>Safety mindset check during tasks and conversations</w:t>
+            </w:r>
+          </w:p>
+        </w:tc>
+        <w:tc>
+          <w:tcPr>
+            <w:tcW w:type="dxa" w:w="2556"/>
+          </w:tcPr>
+          <w:p>
+            <w:r>
+              <w:t>Observation and conference records</w:t>
+            </w:r>
+          </w:p>
+        </w:tc>
+        <w:tc>
+          <w:tcPr>
+            <w:tcW w:type="dxa" w:w="2556"/>
+          </w:tcPr>
+          <w:p>
+            <w:r>
+              <w:t>TAS2O_Student_Conference_Record.docx</w:t>
+            </w:r>
+          </w:p>
+        </w:tc>
+      </w:tr>
+    </w:tbl>
     <w:sectPr>
       <w:headerReference w:type="default" r:id="rId9"/>
       <w:footerReference w:type="default" r:id="rId10"/>
